--- a/4. RESULTADOS/08_tratamiento_continuo/T19_evento_por_grupo.docx
+++ b/4. RESULTADOS/08_tratamiento_continuo/T19_evento_por_grupo.docx
@@ -654,7 +654,7 @@
                 <w:szCs w:val="22"/>
                 <w:color w:val="000000"/>
               </w:rPr>
-              <w:t xml:space="preserve">-0.0340</w:t>
+              <w:t xml:space="preserve">0.0476</w:t>
             </w:r>
           </w:p>
         </w:tc>
@@ -709,7 +709,7 @@
                 <w:szCs w:val="22"/>
                 <w:color w:val="000000"/>
               </w:rPr>
-              <w:t xml:space="preserve">0.0264</w:t>
+              <w:t xml:space="preserve">0.0259</w:t>
             </w:r>
           </w:p>
         </w:tc>
@@ -764,7 +764,7 @@
                 <w:szCs w:val="22"/>
                 <w:color w:val="000000"/>
               </w:rPr>
-              <w:t xml:space="preserve">-0.0858</w:t>
+              <w:t xml:space="preserve">-0.0031</w:t>
             </w:r>
           </w:p>
         </w:tc>
@@ -819,7 +819,7 @@
                 <w:szCs w:val="22"/>
                 <w:color w:val="000000"/>
               </w:rPr>
-              <w:t xml:space="preserve">0.0177</w:t>
+              <w:t xml:space="preserve">0.0984</w:t>
             </w:r>
           </w:p>
         </w:tc>
@@ -1044,7 +1044,7 @@
                 <w:szCs w:val="22"/>
                 <w:color w:val="000000"/>
               </w:rPr>
-              <w:t xml:space="preserve">-0.0190</w:t>
+              <w:t xml:space="preserve">0.0585</w:t>
             </w:r>
           </w:p>
         </w:tc>
@@ -1154,62 +1154,62 @@
                 <w:szCs w:val="22"/>
                 <w:color w:val="000000"/>
               </w:rPr>
-              <w:t xml:space="preserve">-0.0671</w:t>
-            </w:r>
-          </w:p>
-        </w:tc>
-        <w:tc>
-          <w:tcPr>
-            <w:tcBorders>
-              <w:bottom w:val="none" w:sz="0" w:space="0" w:color="000000"/>
-              <w:top w:val="none" w:sz="0" w:space="0" w:color="000000"/>
-              <w:left w:val="none" w:sz="0" w:space="0" w:color="000000"/>
-              <w:right w:val="none" w:sz="0" w:space="0" w:color="000000"/>
-            </w:tcBorders>
-            <w:shd w:val="clear" w:color="auto" w:fill="FFFFFF"/>
-            <w:tcMar>
-              <w:top w:w="0" w:type="dxa"/>
-              <w:bottom w:w="0" w:type="dxa"/>
-              <w:left w:w="0" w:type="dxa"/>
-              <w:right w:w="0" w:type="dxa"/>
-            </w:tcMar>
-            <w:vAlign w:val="center"/>
-          </w:tcPr>
-          <w:p>
-            <w:pPr>
-              <w:pStyle w:val="Normal"/>
-              <w:jc w:val="right"/>
-              <w:pBdr>
-                <w:bottom w:val="none" w:sz="0" w:space="0" w:color="000000"/>
-                <w:top w:val="none" w:sz="0" w:space="0" w:color="000000"/>
-                <w:left w:val="none" w:sz="0" w:space="0" w:color="000000"/>
-                <w:right w:val="none" w:sz="0" w:space="0" w:color="000000"/>
-              </w:pBdr>
-              <w:spacing w:after="100" w:before="100" w:line="240"/>
-              <w:ind w:left="100" w:right="100" w:firstLine="0" w:firstLineChars="0"/>
-              <w:rPr>
-                <w:rFonts w:ascii="Arial" w:hAnsi="Arial" w:eastAsia="Arial" w:cs="Arial"/>
-                <w:i w:val="false"/>
-                <w:b w:val="false"/>
-                <w:u w:val="none"/>
-                <w:strike w:val="false"/>
-                <w:sz w:val="22"/>
-                <w:szCs w:val="22"/>
-                <w:color w:val="000000"/>
-              </w:rPr>
-            </w:pPr>
-            <w:r>
-              <w:rPr>
-                <w:rFonts w:ascii="Arial" w:hAnsi="Arial" w:eastAsia="Arial" w:cs="Arial"/>
-                <w:i w:val="false"/>
-                <w:b w:val="false"/>
-                <w:u w:val="none"/>
-                <w:strike w:val="false"/>
-                <w:sz w:val="22"/>
-                <w:szCs w:val="22"/>
-                <w:color w:val="000000"/>
-              </w:rPr>
-              <w:t xml:space="preserve">0.0291</w:t>
+              <w:t xml:space="preserve">0.0104</w:t>
+            </w:r>
+          </w:p>
+        </w:tc>
+        <w:tc>
+          <w:tcPr>
+            <w:tcBorders>
+              <w:bottom w:val="none" w:sz="0" w:space="0" w:color="000000"/>
+              <w:top w:val="none" w:sz="0" w:space="0" w:color="000000"/>
+              <w:left w:val="none" w:sz="0" w:space="0" w:color="000000"/>
+              <w:right w:val="none" w:sz="0" w:space="0" w:color="000000"/>
+            </w:tcBorders>
+            <w:shd w:val="clear" w:color="auto" w:fill="FFFFFF"/>
+            <w:tcMar>
+              <w:top w:w="0" w:type="dxa"/>
+              <w:bottom w:w="0" w:type="dxa"/>
+              <w:left w:w="0" w:type="dxa"/>
+              <w:right w:w="0" w:type="dxa"/>
+            </w:tcMar>
+            <w:vAlign w:val="center"/>
+          </w:tcPr>
+          <w:p>
+            <w:pPr>
+              <w:pStyle w:val="Normal"/>
+              <w:jc w:val="right"/>
+              <w:pBdr>
+                <w:bottom w:val="none" w:sz="0" w:space="0" w:color="000000"/>
+                <w:top w:val="none" w:sz="0" w:space="0" w:color="000000"/>
+                <w:left w:val="none" w:sz="0" w:space="0" w:color="000000"/>
+                <w:right w:val="none" w:sz="0" w:space="0" w:color="000000"/>
+              </w:pBdr>
+              <w:spacing w:after="100" w:before="100" w:line="240"/>
+              <w:ind w:left="100" w:right="100" w:firstLine="0" w:firstLineChars="0"/>
+              <w:rPr>
+                <w:rFonts w:ascii="Arial" w:hAnsi="Arial" w:eastAsia="Arial" w:cs="Arial"/>
+                <w:i w:val="false"/>
+                <w:b w:val="false"/>
+                <w:u w:val="none"/>
+                <w:strike w:val="false"/>
+                <w:sz w:val="22"/>
+                <w:szCs w:val="22"/>
+                <w:color w:val="000000"/>
+              </w:rPr>
+            </w:pPr>
+            <w:r>
+              <w:rPr>
+                <w:rFonts w:ascii="Arial" w:hAnsi="Arial" w:eastAsia="Arial" w:cs="Arial"/>
+                <w:i w:val="false"/>
+                <w:b w:val="false"/>
+                <w:u w:val="none"/>
+                <w:strike w:val="false"/>
+                <w:sz w:val="22"/>
+                <w:szCs w:val="22"/>
+                <w:color w:val="000000"/>
+              </w:rPr>
+              <w:t xml:space="preserve">0.1067</w:t>
             </w:r>
           </w:p>
         </w:tc>
@@ -1434,7 +1434,7 @@
                 <w:szCs w:val="22"/>
                 <w:color w:val="000000"/>
               </w:rPr>
-              <w:t xml:space="preserve">-0.0129</w:t>
+              <w:t xml:space="preserve">0.0590</w:t>
             </w:r>
           </w:p>
         </w:tc>
@@ -1544,62 +1544,62 @@
                 <w:szCs w:val="22"/>
                 <w:color w:val="000000"/>
               </w:rPr>
-              <w:t xml:space="preserve">-0.0570</w:t>
-            </w:r>
-          </w:p>
-        </w:tc>
-        <w:tc>
-          <w:tcPr>
-            <w:tcBorders>
-              <w:bottom w:val="none" w:sz="0" w:space="0" w:color="000000"/>
-              <w:top w:val="none" w:sz="0" w:space="0" w:color="000000"/>
-              <w:left w:val="none" w:sz="0" w:space="0" w:color="000000"/>
-              <w:right w:val="none" w:sz="0" w:space="0" w:color="000000"/>
-            </w:tcBorders>
-            <w:shd w:val="clear" w:color="auto" w:fill="FFFFFF"/>
-            <w:tcMar>
-              <w:top w:w="0" w:type="dxa"/>
-              <w:bottom w:w="0" w:type="dxa"/>
-              <w:left w:w="0" w:type="dxa"/>
-              <w:right w:w="0" w:type="dxa"/>
-            </w:tcMar>
-            <w:vAlign w:val="center"/>
-          </w:tcPr>
-          <w:p>
-            <w:pPr>
-              <w:pStyle w:val="Normal"/>
-              <w:jc w:val="right"/>
-              <w:pBdr>
-                <w:bottom w:val="none" w:sz="0" w:space="0" w:color="000000"/>
-                <w:top w:val="none" w:sz="0" w:space="0" w:color="000000"/>
-                <w:left w:val="none" w:sz="0" w:space="0" w:color="000000"/>
-                <w:right w:val="none" w:sz="0" w:space="0" w:color="000000"/>
-              </w:pBdr>
-              <w:spacing w:after="100" w:before="100" w:line="240"/>
-              <w:ind w:left="100" w:right="100" w:firstLine="0" w:firstLineChars="0"/>
-              <w:rPr>
-                <w:rFonts w:ascii="Arial" w:hAnsi="Arial" w:eastAsia="Arial" w:cs="Arial"/>
-                <w:i w:val="false"/>
-                <w:b w:val="false"/>
-                <w:u w:val="none"/>
-                <w:strike w:val="false"/>
-                <w:sz w:val="22"/>
-                <w:szCs w:val="22"/>
-                <w:color w:val="000000"/>
-              </w:rPr>
-            </w:pPr>
-            <w:r>
-              <w:rPr>
-                <w:rFonts w:ascii="Arial" w:hAnsi="Arial" w:eastAsia="Arial" w:cs="Arial"/>
-                <w:i w:val="false"/>
-                <w:b w:val="false"/>
-                <w:u w:val="none"/>
-                <w:strike w:val="false"/>
-                <w:sz w:val="22"/>
-                <w:szCs w:val="22"/>
-                <w:color w:val="000000"/>
-              </w:rPr>
-              <w:t xml:space="preserve">0.0312</w:t>
+              <w:t xml:space="preserve">0.0150</w:t>
+            </w:r>
+          </w:p>
+        </w:tc>
+        <w:tc>
+          <w:tcPr>
+            <w:tcBorders>
+              <w:bottom w:val="none" w:sz="0" w:space="0" w:color="000000"/>
+              <w:top w:val="none" w:sz="0" w:space="0" w:color="000000"/>
+              <w:left w:val="none" w:sz="0" w:space="0" w:color="000000"/>
+              <w:right w:val="none" w:sz="0" w:space="0" w:color="000000"/>
+            </w:tcBorders>
+            <w:shd w:val="clear" w:color="auto" w:fill="FFFFFF"/>
+            <w:tcMar>
+              <w:top w:w="0" w:type="dxa"/>
+              <w:bottom w:w="0" w:type="dxa"/>
+              <w:left w:w="0" w:type="dxa"/>
+              <w:right w:w="0" w:type="dxa"/>
+            </w:tcMar>
+            <w:vAlign w:val="center"/>
+          </w:tcPr>
+          <w:p>
+            <w:pPr>
+              <w:pStyle w:val="Normal"/>
+              <w:jc w:val="right"/>
+              <w:pBdr>
+                <w:bottom w:val="none" w:sz="0" w:space="0" w:color="000000"/>
+                <w:top w:val="none" w:sz="0" w:space="0" w:color="000000"/>
+                <w:left w:val="none" w:sz="0" w:space="0" w:color="000000"/>
+                <w:right w:val="none" w:sz="0" w:space="0" w:color="000000"/>
+              </w:pBdr>
+              <w:spacing w:after="100" w:before="100" w:line="240"/>
+              <w:ind w:left="100" w:right="100" w:firstLine="0" w:firstLineChars="0"/>
+              <w:rPr>
+                <w:rFonts w:ascii="Arial" w:hAnsi="Arial" w:eastAsia="Arial" w:cs="Arial"/>
+                <w:i w:val="false"/>
+                <w:b w:val="false"/>
+                <w:u w:val="none"/>
+                <w:strike w:val="false"/>
+                <w:sz w:val="22"/>
+                <w:szCs w:val="22"/>
+                <w:color w:val="000000"/>
+              </w:rPr>
+            </w:pPr>
+            <w:r>
+              <w:rPr>
+                <w:rFonts w:ascii="Arial" w:hAnsi="Arial" w:eastAsia="Arial" w:cs="Arial"/>
+                <w:i w:val="false"/>
+                <w:b w:val="false"/>
+                <w:u w:val="none"/>
+                <w:strike w:val="false"/>
+                <w:sz w:val="22"/>
+                <w:szCs w:val="22"/>
+                <w:color w:val="000000"/>
+              </w:rPr>
+              <w:t xml:space="preserve">0.1031</w:t>
             </w:r>
           </w:p>
         </w:tc>
@@ -1824,172 +1824,172 @@
                 <w:szCs w:val="22"/>
                 <w:color w:val="000000"/>
               </w:rPr>
-              <w:t xml:space="preserve">-0.0501</w:t>
-            </w:r>
-          </w:p>
-        </w:tc>
-        <w:tc>
-          <w:tcPr>
-            <w:tcBorders>
-              <w:bottom w:val="none" w:sz="0" w:space="0" w:color="000000"/>
-              <w:top w:val="none" w:sz="0" w:space="0" w:color="000000"/>
-              <w:left w:val="none" w:sz="0" w:space="0" w:color="000000"/>
-              <w:right w:val="none" w:sz="0" w:space="0" w:color="000000"/>
-            </w:tcBorders>
-            <w:shd w:val="clear" w:color="auto" w:fill="FFFFFF"/>
-            <w:tcMar>
-              <w:top w:w="0" w:type="dxa"/>
-              <w:bottom w:w="0" w:type="dxa"/>
-              <w:left w:w="0" w:type="dxa"/>
-              <w:right w:w="0" w:type="dxa"/>
-            </w:tcMar>
-            <w:vAlign w:val="center"/>
-          </w:tcPr>
-          <w:p>
-            <w:pPr>
-              <w:pStyle w:val="Normal"/>
-              <w:jc w:val="right"/>
-              <w:pBdr>
-                <w:bottom w:val="none" w:sz="0" w:space="0" w:color="000000"/>
-                <w:top w:val="none" w:sz="0" w:space="0" w:color="000000"/>
-                <w:left w:val="none" w:sz="0" w:space="0" w:color="000000"/>
-                <w:right w:val="none" w:sz="0" w:space="0" w:color="000000"/>
-              </w:pBdr>
-              <w:spacing w:after="100" w:before="100" w:line="240"/>
-              <w:ind w:left="100" w:right="100" w:firstLine="0" w:firstLineChars="0"/>
-              <w:rPr>
-                <w:rFonts w:ascii="Arial" w:hAnsi="Arial" w:eastAsia="Arial" w:cs="Arial"/>
-                <w:i w:val="false"/>
-                <w:b w:val="false"/>
-                <w:u w:val="none"/>
-                <w:strike w:val="false"/>
-                <w:sz w:val="22"/>
-                <w:szCs w:val="22"/>
-                <w:color w:val="000000"/>
-              </w:rPr>
-            </w:pPr>
-            <w:r>
-              <w:rPr>
-                <w:rFonts w:ascii="Arial" w:hAnsi="Arial" w:eastAsia="Arial" w:cs="Arial"/>
-                <w:i w:val="false"/>
-                <w:b w:val="false"/>
-                <w:u w:val="none"/>
-                <w:strike w:val="false"/>
-                <w:sz w:val="22"/>
-                <w:szCs w:val="22"/>
-                <w:color w:val="000000"/>
-              </w:rPr>
-              <w:t xml:space="preserve">0.0210</w:t>
-            </w:r>
-          </w:p>
-        </w:tc>
-        <w:tc>
-          <w:tcPr>
-            <w:tcBorders>
-              <w:bottom w:val="none" w:sz="0" w:space="0" w:color="000000"/>
-              <w:top w:val="none" w:sz="0" w:space="0" w:color="000000"/>
-              <w:left w:val="none" w:sz="0" w:space="0" w:color="000000"/>
-              <w:right w:val="none" w:sz="0" w:space="0" w:color="000000"/>
-            </w:tcBorders>
-            <w:shd w:val="clear" w:color="auto" w:fill="FFFFFF"/>
-            <w:tcMar>
-              <w:top w:w="0" w:type="dxa"/>
-              <w:bottom w:w="0" w:type="dxa"/>
-              <w:left w:w="0" w:type="dxa"/>
-              <w:right w:w="0" w:type="dxa"/>
-            </w:tcMar>
-            <w:vAlign w:val="center"/>
-          </w:tcPr>
-          <w:p>
-            <w:pPr>
-              <w:pStyle w:val="Normal"/>
-              <w:jc w:val="right"/>
-              <w:pBdr>
-                <w:bottom w:val="none" w:sz="0" w:space="0" w:color="000000"/>
-                <w:top w:val="none" w:sz="0" w:space="0" w:color="000000"/>
-                <w:left w:val="none" w:sz="0" w:space="0" w:color="000000"/>
-                <w:right w:val="none" w:sz="0" w:space="0" w:color="000000"/>
-              </w:pBdr>
-              <w:spacing w:after="100" w:before="100" w:line="240"/>
-              <w:ind w:left="100" w:right="100" w:firstLine="0" w:firstLineChars="0"/>
-              <w:rPr>
-                <w:rFonts w:ascii="Arial" w:hAnsi="Arial" w:eastAsia="Arial" w:cs="Arial"/>
-                <w:i w:val="false"/>
-                <w:b w:val="false"/>
-                <w:u w:val="none"/>
-                <w:strike w:val="false"/>
-                <w:sz w:val="22"/>
-                <w:szCs w:val="22"/>
-                <w:color w:val="000000"/>
-              </w:rPr>
-            </w:pPr>
-            <w:r>
-              <w:rPr>
-                <w:rFonts w:ascii="Arial" w:hAnsi="Arial" w:eastAsia="Arial" w:cs="Arial"/>
-                <w:i w:val="false"/>
-                <w:b w:val="false"/>
-                <w:u w:val="none"/>
-                <w:strike w:val="false"/>
-                <w:sz w:val="22"/>
-                <w:szCs w:val="22"/>
-                <w:color w:val="000000"/>
-              </w:rPr>
-              <w:t xml:space="preserve">-0.0913</w:t>
-            </w:r>
-          </w:p>
-        </w:tc>
-        <w:tc>
-          <w:tcPr>
-            <w:tcBorders>
-              <w:bottom w:val="none" w:sz="0" w:space="0" w:color="000000"/>
-              <w:top w:val="none" w:sz="0" w:space="0" w:color="000000"/>
-              <w:left w:val="none" w:sz="0" w:space="0" w:color="000000"/>
-              <w:right w:val="none" w:sz="0" w:space="0" w:color="000000"/>
-            </w:tcBorders>
-            <w:shd w:val="clear" w:color="auto" w:fill="FFFFFF"/>
-            <w:tcMar>
-              <w:top w:w="0" w:type="dxa"/>
-              <w:bottom w:w="0" w:type="dxa"/>
-              <w:left w:w="0" w:type="dxa"/>
-              <w:right w:w="0" w:type="dxa"/>
-            </w:tcMar>
-            <w:vAlign w:val="center"/>
-          </w:tcPr>
-          <w:p>
-            <w:pPr>
-              <w:pStyle w:val="Normal"/>
-              <w:jc w:val="right"/>
-              <w:pBdr>
-                <w:bottom w:val="none" w:sz="0" w:space="0" w:color="000000"/>
-                <w:top w:val="none" w:sz="0" w:space="0" w:color="000000"/>
-                <w:left w:val="none" w:sz="0" w:space="0" w:color="000000"/>
-                <w:right w:val="none" w:sz="0" w:space="0" w:color="000000"/>
-              </w:pBdr>
-              <w:spacing w:after="100" w:before="100" w:line="240"/>
-              <w:ind w:left="100" w:right="100" w:firstLine="0" w:firstLineChars="0"/>
-              <w:rPr>
-                <w:rFonts w:ascii="Arial" w:hAnsi="Arial" w:eastAsia="Arial" w:cs="Arial"/>
-                <w:i w:val="false"/>
-                <w:b w:val="false"/>
-                <w:u w:val="none"/>
-                <w:strike w:val="false"/>
-                <w:sz w:val="22"/>
-                <w:szCs w:val="22"/>
-                <w:color w:val="000000"/>
-              </w:rPr>
-            </w:pPr>
-            <w:r>
-              <w:rPr>
-                <w:rFonts w:ascii="Arial" w:hAnsi="Arial" w:eastAsia="Arial" w:cs="Arial"/>
-                <w:i w:val="false"/>
-                <w:b w:val="false"/>
-                <w:u w:val="none"/>
-                <w:strike w:val="false"/>
-                <w:sz w:val="22"/>
-                <w:szCs w:val="22"/>
-                <w:color w:val="000000"/>
-              </w:rPr>
-              <w:t xml:space="preserve">-0.0089</w:t>
+              <w:t xml:space="preserve">0.0119</w:t>
+            </w:r>
+          </w:p>
+        </w:tc>
+        <w:tc>
+          <w:tcPr>
+            <w:tcBorders>
+              <w:bottom w:val="none" w:sz="0" w:space="0" w:color="000000"/>
+              <w:top w:val="none" w:sz="0" w:space="0" w:color="000000"/>
+              <w:left w:val="none" w:sz="0" w:space="0" w:color="000000"/>
+              <w:right w:val="none" w:sz="0" w:space="0" w:color="000000"/>
+            </w:tcBorders>
+            <w:shd w:val="clear" w:color="auto" w:fill="FFFFFF"/>
+            <w:tcMar>
+              <w:top w:w="0" w:type="dxa"/>
+              <w:bottom w:w="0" w:type="dxa"/>
+              <w:left w:w="0" w:type="dxa"/>
+              <w:right w:w="0" w:type="dxa"/>
+            </w:tcMar>
+            <w:vAlign w:val="center"/>
+          </w:tcPr>
+          <w:p>
+            <w:pPr>
+              <w:pStyle w:val="Normal"/>
+              <w:jc w:val="right"/>
+              <w:pBdr>
+                <w:bottom w:val="none" w:sz="0" w:space="0" w:color="000000"/>
+                <w:top w:val="none" w:sz="0" w:space="0" w:color="000000"/>
+                <w:left w:val="none" w:sz="0" w:space="0" w:color="000000"/>
+                <w:right w:val="none" w:sz="0" w:space="0" w:color="000000"/>
+              </w:pBdr>
+              <w:spacing w:after="100" w:before="100" w:line="240"/>
+              <w:ind w:left="100" w:right="100" w:firstLine="0" w:firstLineChars="0"/>
+              <w:rPr>
+                <w:rFonts w:ascii="Arial" w:hAnsi="Arial" w:eastAsia="Arial" w:cs="Arial"/>
+                <w:i w:val="false"/>
+                <w:b w:val="false"/>
+                <w:u w:val="none"/>
+                <w:strike w:val="false"/>
+                <w:sz w:val="22"/>
+                <w:szCs w:val="22"/>
+                <w:color w:val="000000"/>
+              </w:rPr>
+            </w:pPr>
+            <w:r>
+              <w:rPr>
+                <w:rFonts w:ascii="Arial" w:hAnsi="Arial" w:eastAsia="Arial" w:cs="Arial"/>
+                <w:i w:val="false"/>
+                <w:b w:val="false"/>
+                <w:u w:val="none"/>
+                <w:strike w:val="false"/>
+                <w:sz w:val="22"/>
+                <w:szCs w:val="22"/>
+                <w:color w:val="000000"/>
+              </w:rPr>
+              <w:t xml:space="preserve">0.0203</w:t>
+            </w:r>
+          </w:p>
+        </w:tc>
+        <w:tc>
+          <w:tcPr>
+            <w:tcBorders>
+              <w:bottom w:val="none" w:sz="0" w:space="0" w:color="000000"/>
+              <w:top w:val="none" w:sz="0" w:space="0" w:color="000000"/>
+              <w:left w:val="none" w:sz="0" w:space="0" w:color="000000"/>
+              <w:right w:val="none" w:sz="0" w:space="0" w:color="000000"/>
+            </w:tcBorders>
+            <w:shd w:val="clear" w:color="auto" w:fill="FFFFFF"/>
+            <w:tcMar>
+              <w:top w:w="0" w:type="dxa"/>
+              <w:bottom w:w="0" w:type="dxa"/>
+              <w:left w:w="0" w:type="dxa"/>
+              <w:right w:w="0" w:type="dxa"/>
+            </w:tcMar>
+            <w:vAlign w:val="center"/>
+          </w:tcPr>
+          <w:p>
+            <w:pPr>
+              <w:pStyle w:val="Normal"/>
+              <w:jc w:val="right"/>
+              <w:pBdr>
+                <w:bottom w:val="none" w:sz="0" w:space="0" w:color="000000"/>
+                <w:top w:val="none" w:sz="0" w:space="0" w:color="000000"/>
+                <w:left w:val="none" w:sz="0" w:space="0" w:color="000000"/>
+                <w:right w:val="none" w:sz="0" w:space="0" w:color="000000"/>
+              </w:pBdr>
+              <w:spacing w:after="100" w:before="100" w:line="240"/>
+              <w:ind w:left="100" w:right="100" w:firstLine="0" w:firstLineChars="0"/>
+              <w:rPr>
+                <w:rFonts w:ascii="Arial" w:hAnsi="Arial" w:eastAsia="Arial" w:cs="Arial"/>
+                <w:i w:val="false"/>
+                <w:b w:val="false"/>
+                <w:u w:val="none"/>
+                <w:strike w:val="false"/>
+                <w:sz w:val="22"/>
+                <w:szCs w:val="22"/>
+                <w:color w:val="000000"/>
+              </w:rPr>
+            </w:pPr>
+            <w:r>
+              <w:rPr>
+                <w:rFonts w:ascii="Arial" w:hAnsi="Arial" w:eastAsia="Arial" w:cs="Arial"/>
+                <w:i w:val="false"/>
+                <w:b w:val="false"/>
+                <w:u w:val="none"/>
+                <w:strike w:val="false"/>
+                <w:sz w:val="22"/>
+                <w:szCs w:val="22"/>
+                <w:color w:val="000000"/>
+              </w:rPr>
+              <w:t xml:space="preserve">-0.0278</w:t>
+            </w:r>
+          </w:p>
+        </w:tc>
+        <w:tc>
+          <w:tcPr>
+            <w:tcBorders>
+              <w:bottom w:val="none" w:sz="0" w:space="0" w:color="000000"/>
+              <w:top w:val="none" w:sz="0" w:space="0" w:color="000000"/>
+              <w:left w:val="none" w:sz="0" w:space="0" w:color="000000"/>
+              <w:right w:val="none" w:sz="0" w:space="0" w:color="000000"/>
+            </w:tcBorders>
+            <w:shd w:val="clear" w:color="auto" w:fill="FFFFFF"/>
+            <w:tcMar>
+              <w:top w:w="0" w:type="dxa"/>
+              <w:bottom w:w="0" w:type="dxa"/>
+              <w:left w:w="0" w:type="dxa"/>
+              <w:right w:w="0" w:type="dxa"/>
+            </w:tcMar>
+            <w:vAlign w:val="center"/>
+          </w:tcPr>
+          <w:p>
+            <w:pPr>
+              <w:pStyle w:val="Normal"/>
+              <w:jc w:val="right"/>
+              <w:pBdr>
+                <w:bottom w:val="none" w:sz="0" w:space="0" w:color="000000"/>
+                <w:top w:val="none" w:sz="0" w:space="0" w:color="000000"/>
+                <w:left w:val="none" w:sz="0" w:space="0" w:color="000000"/>
+                <w:right w:val="none" w:sz="0" w:space="0" w:color="000000"/>
+              </w:pBdr>
+              <w:spacing w:after="100" w:before="100" w:line="240"/>
+              <w:ind w:left="100" w:right="100" w:firstLine="0" w:firstLineChars="0"/>
+              <w:rPr>
+                <w:rFonts w:ascii="Arial" w:hAnsi="Arial" w:eastAsia="Arial" w:cs="Arial"/>
+                <w:i w:val="false"/>
+                <w:b w:val="false"/>
+                <w:u w:val="none"/>
+                <w:strike w:val="false"/>
+                <w:sz w:val="22"/>
+                <w:szCs w:val="22"/>
+                <w:color w:val="000000"/>
+              </w:rPr>
+            </w:pPr>
+            <w:r>
+              <w:rPr>
+                <w:rFonts w:ascii="Arial" w:hAnsi="Arial" w:eastAsia="Arial" w:cs="Arial"/>
+                <w:i w:val="false"/>
+                <w:b w:val="false"/>
+                <w:u w:val="none"/>
+                <w:strike w:val="false"/>
+                <w:sz w:val="22"/>
+                <w:szCs w:val="22"/>
+                <w:color w:val="000000"/>
+              </w:rPr>
+              <w:t xml:space="preserve">0.0516</w:t>
             </w:r>
           </w:p>
         </w:tc>
@@ -2214,172 +2214,172 @@
                 <w:szCs w:val="22"/>
                 <w:color w:val="000000"/>
               </w:rPr>
-              <w:t xml:space="preserve">-0.0420</w:t>
-            </w:r>
-          </w:p>
-        </w:tc>
-        <w:tc>
-          <w:tcPr>
-            <w:tcBorders>
-              <w:bottom w:val="none" w:sz="0" w:space="0" w:color="000000"/>
-              <w:top w:val="none" w:sz="0" w:space="0" w:color="000000"/>
-              <w:left w:val="none" w:sz="0" w:space="0" w:color="000000"/>
-              <w:right w:val="none" w:sz="0" w:space="0" w:color="000000"/>
-            </w:tcBorders>
-            <w:shd w:val="clear" w:color="auto" w:fill="FFFFFF"/>
-            <w:tcMar>
-              <w:top w:w="0" w:type="dxa"/>
-              <w:bottom w:w="0" w:type="dxa"/>
-              <w:left w:w="0" w:type="dxa"/>
-              <w:right w:w="0" w:type="dxa"/>
-            </w:tcMar>
-            <w:vAlign w:val="center"/>
-          </w:tcPr>
-          <w:p>
-            <w:pPr>
-              <w:pStyle w:val="Normal"/>
-              <w:jc w:val="right"/>
-              <w:pBdr>
-                <w:bottom w:val="none" w:sz="0" w:space="0" w:color="000000"/>
-                <w:top w:val="none" w:sz="0" w:space="0" w:color="000000"/>
-                <w:left w:val="none" w:sz="0" w:space="0" w:color="000000"/>
-                <w:right w:val="none" w:sz="0" w:space="0" w:color="000000"/>
-              </w:pBdr>
-              <w:spacing w:after="100" w:before="100" w:line="240"/>
-              <w:ind w:left="100" w:right="100" w:firstLine="0" w:firstLineChars="0"/>
-              <w:rPr>
-                <w:rFonts w:ascii="Arial" w:hAnsi="Arial" w:eastAsia="Arial" w:cs="Arial"/>
-                <w:i w:val="false"/>
-                <w:b w:val="false"/>
-                <w:u w:val="none"/>
-                <w:strike w:val="false"/>
-                <w:sz w:val="22"/>
-                <w:szCs w:val="22"/>
-                <w:color w:val="000000"/>
-              </w:rPr>
-            </w:pPr>
-            <w:r>
-              <w:rPr>
-                <w:rFonts w:ascii="Arial" w:hAnsi="Arial" w:eastAsia="Arial" w:cs="Arial"/>
-                <w:i w:val="false"/>
-                <w:b w:val="false"/>
-                <w:u w:val="none"/>
-                <w:strike w:val="false"/>
-                <w:sz w:val="22"/>
-                <w:szCs w:val="22"/>
-                <w:color w:val="000000"/>
-              </w:rPr>
-              <w:t xml:space="preserve">0.0178</w:t>
-            </w:r>
-          </w:p>
-        </w:tc>
-        <w:tc>
-          <w:tcPr>
-            <w:tcBorders>
-              <w:bottom w:val="none" w:sz="0" w:space="0" w:color="000000"/>
-              <w:top w:val="none" w:sz="0" w:space="0" w:color="000000"/>
-              <w:left w:val="none" w:sz="0" w:space="0" w:color="000000"/>
-              <w:right w:val="none" w:sz="0" w:space="0" w:color="000000"/>
-            </w:tcBorders>
-            <w:shd w:val="clear" w:color="auto" w:fill="FFFFFF"/>
-            <w:tcMar>
-              <w:top w:w="0" w:type="dxa"/>
-              <w:bottom w:w="0" w:type="dxa"/>
-              <w:left w:w="0" w:type="dxa"/>
-              <w:right w:w="0" w:type="dxa"/>
-            </w:tcMar>
-            <w:vAlign w:val="center"/>
-          </w:tcPr>
-          <w:p>
-            <w:pPr>
-              <w:pStyle w:val="Normal"/>
-              <w:jc w:val="right"/>
-              <w:pBdr>
-                <w:bottom w:val="none" w:sz="0" w:space="0" w:color="000000"/>
-                <w:top w:val="none" w:sz="0" w:space="0" w:color="000000"/>
-                <w:left w:val="none" w:sz="0" w:space="0" w:color="000000"/>
-                <w:right w:val="none" w:sz="0" w:space="0" w:color="000000"/>
-              </w:pBdr>
-              <w:spacing w:after="100" w:before="100" w:line="240"/>
-              <w:ind w:left="100" w:right="100" w:firstLine="0" w:firstLineChars="0"/>
-              <w:rPr>
-                <w:rFonts w:ascii="Arial" w:hAnsi="Arial" w:eastAsia="Arial" w:cs="Arial"/>
-                <w:i w:val="false"/>
-                <w:b w:val="false"/>
-                <w:u w:val="none"/>
-                <w:strike w:val="false"/>
-                <w:sz w:val="22"/>
-                <w:szCs w:val="22"/>
-                <w:color w:val="000000"/>
-              </w:rPr>
-            </w:pPr>
-            <w:r>
-              <w:rPr>
-                <w:rFonts w:ascii="Arial" w:hAnsi="Arial" w:eastAsia="Arial" w:cs="Arial"/>
-                <w:i w:val="false"/>
-                <w:b w:val="false"/>
-                <w:u w:val="none"/>
-                <w:strike w:val="false"/>
-                <w:sz w:val="22"/>
-                <w:szCs w:val="22"/>
-                <w:color w:val="000000"/>
-              </w:rPr>
-              <w:t xml:space="preserve">-0.0769</w:t>
-            </w:r>
-          </w:p>
-        </w:tc>
-        <w:tc>
-          <w:tcPr>
-            <w:tcBorders>
-              <w:bottom w:val="none" w:sz="0" w:space="0" w:color="000000"/>
-              <w:top w:val="none" w:sz="0" w:space="0" w:color="000000"/>
-              <w:left w:val="none" w:sz="0" w:space="0" w:color="000000"/>
-              <w:right w:val="none" w:sz="0" w:space="0" w:color="000000"/>
-            </w:tcBorders>
-            <w:shd w:val="clear" w:color="auto" w:fill="FFFFFF"/>
-            <w:tcMar>
-              <w:top w:w="0" w:type="dxa"/>
-              <w:bottom w:w="0" w:type="dxa"/>
-              <w:left w:w="0" w:type="dxa"/>
-              <w:right w:w="0" w:type="dxa"/>
-            </w:tcMar>
-            <w:vAlign w:val="center"/>
-          </w:tcPr>
-          <w:p>
-            <w:pPr>
-              <w:pStyle w:val="Normal"/>
-              <w:jc w:val="right"/>
-              <w:pBdr>
-                <w:bottom w:val="none" w:sz="0" w:space="0" w:color="000000"/>
-                <w:top w:val="none" w:sz="0" w:space="0" w:color="000000"/>
-                <w:left w:val="none" w:sz="0" w:space="0" w:color="000000"/>
-                <w:right w:val="none" w:sz="0" w:space="0" w:color="000000"/>
-              </w:pBdr>
-              <w:spacing w:after="100" w:before="100" w:line="240"/>
-              <w:ind w:left="100" w:right="100" w:firstLine="0" w:firstLineChars="0"/>
-              <w:rPr>
-                <w:rFonts w:ascii="Arial" w:hAnsi="Arial" w:eastAsia="Arial" w:cs="Arial"/>
-                <w:i w:val="false"/>
-                <w:b w:val="false"/>
-                <w:u w:val="none"/>
-                <w:strike w:val="false"/>
-                <w:sz w:val="22"/>
-                <w:szCs w:val="22"/>
-                <w:color w:val="000000"/>
-              </w:rPr>
-            </w:pPr>
-            <w:r>
-              <w:rPr>
-                <w:rFonts w:ascii="Arial" w:hAnsi="Arial" w:eastAsia="Arial" w:cs="Arial"/>
-                <w:i w:val="false"/>
-                <w:b w:val="false"/>
-                <w:u w:val="none"/>
-                <w:strike w:val="false"/>
-                <w:sz w:val="22"/>
-                <w:szCs w:val="22"/>
-                <w:color w:val="000000"/>
-              </w:rPr>
-              <w:t xml:space="preserve">-0.0071</w:t>
+              <w:t xml:space="preserve">0.0060</w:t>
+            </w:r>
+          </w:p>
+        </w:tc>
+        <w:tc>
+          <w:tcPr>
+            <w:tcBorders>
+              <w:bottom w:val="none" w:sz="0" w:space="0" w:color="000000"/>
+              <w:top w:val="none" w:sz="0" w:space="0" w:color="000000"/>
+              <w:left w:val="none" w:sz="0" w:space="0" w:color="000000"/>
+              <w:right w:val="none" w:sz="0" w:space="0" w:color="000000"/>
+            </w:tcBorders>
+            <w:shd w:val="clear" w:color="auto" w:fill="FFFFFF"/>
+            <w:tcMar>
+              <w:top w:w="0" w:type="dxa"/>
+              <w:bottom w:w="0" w:type="dxa"/>
+              <w:left w:w="0" w:type="dxa"/>
+              <w:right w:w="0" w:type="dxa"/>
+            </w:tcMar>
+            <w:vAlign w:val="center"/>
+          </w:tcPr>
+          <w:p>
+            <w:pPr>
+              <w:pStyle w:val="Normal"/>
+              <w:jc w:val="right"/>
+              <w:pBdr>
+                <w:bottom w:val="none" w:sz="0" w:space="0" w:color="000000"/>
+                <w:top w:val="none" w:sz="0" w:space="0" w:color="000000"/>
+                <w:left w:val="none" w:sz="0" w:space="0" w:color="000000"/>
+                <w:right w:val="none" w:sz="0" w:space="0" w:color="000000"/>
+              </w:pBdr>
+              <w:spacing w:after="100" w:before="100" w:line="240"/>
+              <w:ind w:left="100" w:right="100" w:firstLine="0" w:firstLineChars="0"/>
+              <w:rPr>
+                <w:rFonts w:ascii="Arial" w:hAnsi="Arial" w:eastAsia="Arial" w:cs="Arial"/>
+                <w:i w:val="false"/>
+                <w:b w:val="false"/>
+                <w:u w:val="none"/>
+                <w:strike w:val="false"/>
+                <w:sz w:val="22"/>
+                <w:szCs w:val="22"/>
+                <w:color w:val="000000"/>
+              </w:rPr>
+            </w:pPr>
+            <w:r>
+              <w:rPr>
+                <w:rFonts w:ascii="Arial" w:hAnsi="Arial" w:eastAsia="Arial" w:cs="Arial"/>
+                <w:i w:val="false"/>
+                <w:b w:val="false"/>
+                <w:u w:val="none"/>
+                <w:strike w:val="false"/>
+                <w:sz w:val="22"/>
+                <w:szCs w:val="22"/>
+                <w:color w:val="000000"/>
+              </w:rPr>
+              <w:t xml:space="preserve">0.0176</w:t>
+            </w:r>
+          </w:p>
+        </w:tc>
+        <w:tc>
+          <w:tcPr>
+            <w:tcBorders>
+              <w:bottom w:val="none" w:sz="0" w:space="0" w:color="000000"/>
+              <w:top w:val="none" w:sz="0" w:space="0" w:color="000000"/>
+              <w:left w:val="none" w:sz="0" w:space="0" w:color="000000"/>
+              <w:right w:val="none" w:sz="0" w:space="0" w:color="000000"/>
+            </w:tcBorders>
+            <w:shd w:val="clear" w:color="auto" w:fill="FFFFFF"/>
+            <w:tcMar>
+              <w:top w:w="0" w:type="dxa"/>
+              <w:bottom w:w="0" w:type="dxa"/>
+              <w:left w:w="0" w:type="dxa"/>
+              <w:right w:w="0" w:type="dxa"/>
+            </w:tcMar>
+            <w:vAlign w:val="center"/>
+          </w:tcPr>
+          <w:p>
+            <w:pPr>
+              <w:pStyle w:val="Normal"/>
+              <w:jc w:val="right"/>
+              <w:pBdr>
+                <w:bottom w:val="none" w:sz="0" w:space="0" w:color="000000"/>
+                <w:top w:val="none" w:sz="0" w:space="0" w:color="000000"/>
+                <w:left w:val="none" w:sz="0" w:space="0" w:color="000000"/>
+                <w:right w:val="none" w:sz="0" w:space="0" w:color="000000"/>
+              </w:pBdr>
+              <w:spacing w:after="100" w:before="100" w:line="240"/>
+              <w:ind w:left="100" w:right="100" w:firstLine="0" w:firstLineChars="0"/>
+              <w:rPr>
+                <w:rFonts w:ascii="Arial" w:hAnsi="Arial" w:eastAsia="Arial" w:cs="Arial"/>
+                <w:i w:val="false"/>
+                <w:b w:val="false"/>
+                <w:u w:val="none"/>
+                <w:strike w:val="false"/>
+                <w:sz w:val="22"/>
+                <w:szCs w:val="22"/>
+                <w:color w:val="000000"/>
+              </w:rPr>
+            </w:pPr>
+            <w:r>
+              <w:rPr>
+                <w:rFonts w:ascii="Arial" w:hAnsi="Arial" w:eastAsia="Arial" w:cs="Arial"/>
+                <w:i w:val="false"/>
+                <w:b w:val="false"/>
+                <w:u w:val="none"/>
+                <w:strike w:val="false"/>
+                <w:sz w:val="22"/>
+                <w:szCs w:val="22"/>
+                <w:color w:val="000000"/>
+              </w:rPr>
+              <w:t xml:space="preserve">-0.0286</w:t>
+            </w:r>
+          </w:p>
+        </w:tc>
+        <w:tc>
+          <w:tcPr>
+            <w:tcBorders>
+              <w:bottom w:val="none" w:sz="0" w:space="0" w:color="000000"/>
+              <w:top w:val="none" w:sz="0" w:space="0" w:color="000000"/>
+              <w:left w:val="none" w:sz="0" w:space="0" w:color="000000"/>
+              <w:right w:val="none" w:sz="0" w:space="0" w:color="000000"/>
+            </w:tcBorders>
+            <w:shd w:val="clear" w:color="auto" w:fill="FFFFFF"/>
+            <w:tcMar>
+              <w:top w:w="0" w:type="dxa"/>
+              <w:bottom w:w="0" w:type="dxa"/>
+              <w:left w:w="0" w:type="dxa"/>
+              <w:right w:w="0" w:type="dxa"/>
+            </w:tcMar>
+            <w:vAlign w:val="center"/>
+          </w:tcPr>
+          <w:p>
+            <w:pPr>
+              <w:pStyle w:val="Normal"/>
+              <w:jc w:val="right"/>
+              <w:pBdr>
+                <w:bottom w:val="none" w:sz="0" w:space="0" w:color="000000"/>
+                <w:top w:val="none" w:sz="0" w:space="0" w:color="000000"/>
+                <w:left w:val="none" w:sz="0" w:space="0" w:color="000000"/>
+                <w:right w:val="none" w:sz="0" w:space="0" w:color="000000"/>
+              </w:pBdr>
+              <w:spacing w:after="100" w:before="100" w:line="240"/>
+              <w:ind w:left="100" w:right="100" w:firstLine="0" w:firstLineChars="0"/>
+              <w:rPr>
+                <w:rFonts w:ascii="Arial" w:hAnsi="Arial" w:eastAsia="Arial" w:cs="Arial"/>
+                <w:i w:val="false"/>
+                <w:b w:val="false"/>
+                <w:u w:val="none"/>
+                <w:strike w:val="false"/>
+                <w:sz w:val="22"/>
+                <w:szCs w:val="22"/>
+                <w:color w:val="000000"/>
+              </w:rPr>
+            </w:pPr>
+            <w:r>
+              <w:rPr>
+                <w:rFonts w:ascii="Arial" w:hAnsi="Arial" w:eastAsia="Arial" w:cs="Arial"/>
+                <w:i w:val="false"/>
+                <w:b w:val="false"/>
+                <w:u w:val="none"/>
+                <w:strike w:val="false"/>
+                <w:sz w:val="22"/>
+                <w:szCs w:val="22"/>
+                <w:color w:val="000000"/>
+              </w:rPr>
+              <w:t xml:space="preserve">0.0406</w:t>
             </w:r>
           </w:p>
         </w:tc>
@@ -2604,172 +2604,172 @@
                 <w:szCs w:val="22"/>
                 <w:color w:val="000000"/>
               </w:rPr>
-              <w:t xml:space="preserve">-0.0263</w:t>
-            </w:r>
-          </w:p>
-        </w:tc>
-        <w:tc>
-          <w:tcPr>
-            <w:tcBorders>
-              <w:bottom w:val="none" w:sz="0" w:space="0" w:color="000000"/>
-              <w:top w:val="none" w:sz="0" w:space="0" w:color="000000"/>
-              <w:left w:val="none" w:sz="0" w:space="0" w:color="000000"/>
-              <w:right w:val="none" w:sz="0" w:space="0" w:color="000000"/>
-            </w:tcBorders>
-            <w:shd w:val="clear" w:color="auto" w:fill="FFFFFF"/>
-            <w:tcMar>
-              <w:top w:w="0" w:type="dxa"/>
-              <w:bottom w:w="0" w:type="dxa"/>
-              <w:left w:w="0" w:type="dxa"/>
-              <w:right w:w="0" w:type="dxa"/>
-            </w:tcMar>
-            <w:vAlign w:val="center"/>
-          </w:tcPr>
-          <w:p>
-            <w:pPr>
-              <w:pStyle w:val="Normal"/>
-              <w:jc w:val="right"/>
-              <w:pBdr>
-                <w:bottom w:val="none" w:sz="0" w:space="0" w:color="000000"/>
-                <w:top w:val="none" w:sz="0" w:space="0" w:color="000000"/>
-                <w:left w:val="none" w:sz="0" w:space="0" w:color="000000"/>
-                <w:right w:val="none" w:sz="0" w:space="0" w:color="000000"/>
-              </w:pBdr>
-              <w:spacing w:after="100" w:before="100" w:line="240"/>
-              <w:ind w:left="100" w:right="100" w:firstLine="0" w:firstLineChars="0"/>
-              <w:rPr>
-                <w:rFonts w:ascii="Arial" w:hAnsi="Arial" w:eastAsia="Arial" w:cs="Arial"/>
-                <w:i w:val="false"/>
-                <w:b w:val="false"/>
-                <w:u w:val="none"/>
-                <w:strike w:val="false"/>
-                <w:sz w:val="22"/>
-                <w:szCs w:val="22"/>
-                <w:color w:val="000000"/>
-              </w:rPr>
-            </w:pPr>
-            <w:r>
-              <w:rPr>
-                <w:rFonts w:ascii="Arial" w:hAnsi="Arial" w:eastAsia="Arial" w:cs="Arial"/>
-                <w:i w:val="false"/>
-                <w:b w:val="false"/>
-                <w:u w:val="none"/>
-                <w:strike w:val="false"/>
-                <w:sz w:val="22"/>
-                <w:szCs w:val="22"/>
-                <w:color w:val="000000"/>
-              </w:rPr>
-              <w:t xml:space="preserve">0.0127</w:t>
-            </w:r>
-          </w:p>
-        </w:tc>
-        <w:tc>
-          <w:tcPr>
-            <w:tcBorders>
-              <w:bottom w:val="none" w:sz="0" w:space="0" w:color="000000"/>
-              <w:top w:val="none" w:sz="0" w:space="0" w:color="000000"/>
-              <w:left w:val="none" w:sz="0" w:space="0" w:color="000000"/>
-              <w:right w:val="none" w:sz="0" w:space="0" w:color="000000"/>
-            </w:tcBorders>
-            <w:shd w:val="clear" w:color="auto" w:fill="FFFFFF"/>
-            <w:tcMar>
-              <w:top w:w="0" w:type="dxa"/>
-              <w:bottom w:w="0" w:type="dxa"/>
-              <w:left w:w="0" w:type="dxa"/>
-              <w:right w:w="0" w:type="dxa"/>
-            </w:tcMar>
-            <w:vAlign w:val="center"/>
-          </w:tcPr>
-          <w:p>
-            <w:pPr>
-              <w:pStyle w:val="Normal"/>
-              <w:jc w:val="right"/>
-              <w:pBdr>
-                <w:bottom w:val="none" w:sz="0" w:space="0" w:color="000000"/>
-                <w:top w:val="none" w:sz="0" w:space="0" w:color="000000"/>
-                <w:left w:val="none" w:sz="0" w:space="0" w:color="000000"/>
-                <w:right w:val="none" w:sz="0" w:space="0" w:color="000000"/>
-              </w:pBdr>
-              <w:spacing w:after="100" w:before="100" w:line="240"/>
-              <w:ind w:left="100" w:right="100" w:firstLine="0" w:firstLineChars="0"/>
-              <w:rPr>
-                <w:rFonts w:ascii="Arial" w:hAnsi="Arial" w:eastAsia="Arial" w:cs="Arial"/>
-                <w:i w:val="false"/>
-                <w:b w:val="false"/>
-                <w:u w:val="none"/>
-                <w:strike w:val="false"/>
-                <w:sz w:val="22"/>
-                <w:szCs w:val="22"/>
-                <w:color w:val="000000"/>
-              </w:rPr>
-            </w:pPr>
-            <w:r>
-              <w:rPr>
-                <w:rFonts w:ascii="Arial" w:hAnsi="Arial" w:eastAsia="Arial" w:cs="Arial"/>
-                <w:i w:val="false"/>
-                <w:b w:val="false"/>
-                <w:u w:val="none"/>
-                <w:strike w:val="false"/>
-                <w:sz w:val="22"/>
-                <w:szCs w:val="22"/>
-                <w:color w:val="000000"/>
-              </w:rPr>
-              <w:t xml:space="preserve">-0.0512</w:t>
-            </w:r>
-          </w:p>
-        </w:tc>
-        <w:tc>
-          <w:tcPr>
-            <w:tcBorders>
-              <w:bottom w:val="none" w:sz="0" w:space="0" w:color="000000"/>
-              <w:top w:val="none" w:sz="0" w:space="0" w:color="000000"/>
-              <w:left w:val="none" w:sz="0" w:space="0" w:color="000000"/>
-              <w:right w:val="none" w:sz="0" w:space="0" w:color="000000"/>
-            </w:tcBorders>
-            <w:shd w:val="clear" w:color="auto" w:fill="FFFFFF"/>
-            <w:tcMar>
-              <w:top w:w="0" w:type="dxa"/>
-              <w:bottom w:w="0" w:type="dxa"/>
-              <w:left w:w="0" w:type="dxa"/>
-              <w:right w:w="0" w:type="dxa"/>
-            </w:tcMar>
-            <w:vAlign w:val="center"/>
-          </w:tcPr>
-          <w:p>
-            <w:pPr>
-              <w:pStyle w:val="Normal"/>
-              <w:jc w:val="right"/>
-              <w:pBdr>
-                <w:bottom w:val="none" w:sz="0" w:space="0" w:color="000000"/>
-                <w:top w:val="none" w:sz="0" w:space="0" w:color="000000"/>
-                <w:left w:val="none" w:sz="0" w:space="0" w:color="000000"/>
-                <w:right w:val="none" w:sz="0" w:space="0" w:color="000000"/>
-              </w:pBdr>
-              <w:spacing w:after="100" w:before="100" w:line="240"/>
-              <w:ind w:left="100" w:right="100" w:firstLine="0" w:firstLineChars="0"/>
-              <w:rPr>
-                <w:rFonts w:ascii="Arial" w:hAnsi="Arial" w:eastAsia="Arial" w:cs="Arial"/>
-                <w:i w:val="false"/>
-                <w:b w:val="false"/>
-                <w:u w:val="none"/>
-                <w:strike w:val="false"/>
-                <w:sz w:val="22"/>
-                <w:szCs w:val="22"/>
-                <w:color w:val="000000"/>
-              </w:rPr>
-            </w:pPr>
-            <w:r>
-              <w:rPr>
-                <w:rFonts w:ascii="Arial" w:hAnsi="Arial" w:eastAsia="Arial" w:cs="Arial"/>
-                <w:i w:val="false"/>
-                <w:b w:val="false"/>
-                <w:u w:val="none"/>
-                <w:strike w:val="false"/>
-                <w:sz w:val="22"/>
-                <w:szCs w:val="22"/>
-                <w:color w:val="000000"/>
-              </w:rPr>
-              <w:t xml:space="preserve">-0.0014</w:t>
+              <w:t xml:space="preserve">-0.0009</w:t>
+            </w:r>
+          </w:p>
+        </w:tc>
+        <w:tc>
+          <w:tcPr>
+            <w:tcBorders>
+              <w:bottom w:val="none" w:sz="0" w:space="0" w:color="000000"/>
+              <w:top w:val="none" w:sz="0" w:space="0" w:color="000000"/>
+              <w:left w:val="none" w:sz="0" w:space="0" w:color="000000"/>
+              <w:right w:val="none" w:sz="0" w:space="0" w:color="000000"/>
+            </w:tcBorders>
+            <w:shd w:val="clear" w:color="auto" w:fill="FFFFFF"/>
+            <w:tcMar>
+              <w:top w:w="0" w:type="dxa"/>
+              <w:bottom w:w="0" w:type="dxa"/>
+              <w:left w:w="0" w:type="dxa"/>
+              <w:right w:w="0" w:type="dxa"/>
+            </w:tcMar>
+            <w:vAlign w:val="center"/>
+          </w:tcPr>
+          <w:p>
+            <w:pPr>
+              <w:pStyle w:val="Normal"/>
+              <w:jc w:val="right"/>
+              <w:pBdr>
+                <w:bottom w:val="none" w:sz="0" w:space="0" w:color="000000"/>
+                <w:top w:val="none" w:sz="0" w:space="0" w:color="000000"/>
+                <w:left w:val="none" w:sz="0" w:space="0" w:color="000000"/>
+                <w:right w:val="none" w:sz="0" w:space="0" w:color="000000"/>
+              </w:pBdr>
+              <w:spacing w:after="100" w:before="100" w:line="240"/>
+              <w:ind w:left="100" w:right="100" w:firstLine="0" w:firstLineChars="0"/>
+              <w:rPr>
+                <w:rFonts w:ascii="Arial" w:hAnsi="Arial" w:eastAsia="Arial" w:cs="Arial"/>
+                <w:i w:val="false"/>
+                <w:b w:val="false"/>
+                <w:u w:val="none"/>
+                <w:strike w:val="false"/>
+                <w:sz w:val="22"/>
+                <w:szCs w:val="22"/>
+                <w:color w:val="000000"/>
+              </w:rPr>
+            </w:pPr>
+            <w:r>
+              <w:rPr>
+                <w:rFonts w:ascii="Arial" w:hAnsi="Arial" w:eastAsia="Arial" w:cs="Arial"/>
+                <w:i w:val="false"/>
+                <w:b w:val="false"/>
+                <w:u w:val="none"/>
+                <w:strike w:val="false"/>
+                <w:sz w:val="22"/>
+                <w:szCs w:val="22"/>
+                <w:color w:val="000000"/>
+              </w:rPr>
+              <w:t xml:space="preserve">0.0119</w:t>
+            </w:r>
+          </w:p>
+        </w:tc>
+        <w:tc>
+          <w:tcPr>
+            <w:tcBorders>
+              <w:bottom w:val="none" w:sz="0" w:space="0" w:color="000000"/>
+              <w:top w:val="none" w:sz="0" w:space="0" w:color="000000"/>
+              <w:left w:val="none" w:sz="0" w:space="0" w:color="000000"/>
+              <w:right w:val="none" w:sz="0" w:space="0" w:color="000000"/>
+            </w:tcBorders>
+            <w:shd w:val="clear" w:color="auto" w:fill="FFFFFF"/>
+            <w:tcMar>
+              <w:top w:w="0" w:type="dxa"/>
+              <w:bottom w:w="0" w:type="dxa"/>
+              <w:left w:w="0" w:type="dxa"/>
+              <w:right w:w="0" w:type="dxa"/>
+            </w:tcMar>
+            <w:vAlign w:val="center"/>
+          </w:tcPr>
+          <w:p>
+            <w:pPr>
+              <w:pStyle w:val="Normal"/>
+              <w:jc w:val="right"/>
+              <w:pBdr>
+                <w:bottom w:val="none" w:sz="0" w:space="0" w:color="000000"/>
+                <w:top w:val="none" w:sz="0" w:space="0" w:color="000000"/>
+                <w:left w:val="none" w:sz="0" w:space="0" w:color="000000"/>
+                <w:right w:val="none" w:sz="0" w:space="0" w:color="000000"/>
+              </w:pBdr>
+              <w:spacing w:after="100" w:before="100" w:line="240"/>
+              <w:ind w:left="100" w:right="100" w:firstLine="0" w:firstLineChars="0"/>
+              <w:rPr>
+                <w:rFonts w:ascii="Arial" w:hAnsi="Arial" w:eastAsia="Arial" w:cs="Arial"/>
+                <w:i w:val="false"/>
+                <w:b w:val="false"/>
+                <w:u w:val="none"/>
+                <w:strike w:val="false"/>
+                <w:sz w:val="22"/>
+                <w:szCs w:val="22"/>
+                <w:color w:val="000000"/>
+              </w:rPr>
+            </w:pPr>
+            <w:r>
+              <w:rPr>
+                <w:rFonts w:ascii="Arial" w:hAnsi="Arial" w:eastAsia="Arial" w:cs="Arial"/>
+                <w:i w:val="false"/>
+                <w:b w:val="false"/>
+                <w:u w:val="none"/>
+                <w:strike w:val="false"/>
+                <w:sz w:val="22"/>
+                <w:szCs w:val="22"/>
+                <w:color w:val="000000"/>
+              </w:rPr>
+              <w:t xml:space="preserve">-0.0243</w:t>
+            </w:r>
+          </w:p>
+        </w:tc>
+        <w:tc>
+          <w:tcPr>
+            <w:tcBorders>
+              <w:bottom w:val="none" w:sz="0" w:space="0" w:color="000000"/>
+              <w:top w:val="none" w:sz="0" w:space="0" w:color="000000"/>
+              <w:left w:val="none" w:sz="0" w:space="0" w:color="000000"/>
+              <w:right w:val="none" w:sz="0" w:space="0" w:color="000000"/>
+            </w:tcBorders>
+            <w:shd w:val="clear" w:color="auto" w:fill="FFFFFF"/>
+            <w:tcMar>
+              <w:top w:w="0" w:type="dxa"/>
+              <w:bottom w:w="0" w:type="dxa"/>
+              <w:left w:w="0" w:type="dxa"/>
+              <w:right w:w="0" w:type="dxa"/>
+            </w:tcMar>
+            <w:vAlign w:val="center"/>
+          </w:tcPr>
+          <w:p>
+            <w:pPr>
+              <w:pStyle w:val="Normal"/>
+              <w:jc w:val="right"/>
+              <w:pBdr>
+                <w:bottom w:val="none" w:sz="0" w:space="0" w:color="000000"/>
+                <w:top w:val="none" w:sz="0" w:space="0" w:color="000000"/>
+                <w:left w:val="none" w:sz="0" w:space="0" w:color="000000"/>
+                <w:right w:val="none" w:sz="0" w:space="0" w:color="000000"/>
+              </w:pBdr>
+              <w:spacing w:after="100" w:before="100" w:line="240"/>
+              <w:ind w:left="100" w:right="100" w:firstLine="0" w:firstLineChars="0"/>
+              <w:rPr>
+                <w:rFonts w:ascii="Arial" w:hAnsi="Arial" w:eastAsia="Arial" w:cs="Arial"/>
+                <w:i w:val="false"/>
+                <w:b w:val="false"/>
+                <w:u w:val="none"/>
+                <w:strike w:val="false"/>
+                <w:sz w:val="22"/>
+                <w:szCs w:val="22"/>
+                <w:color w:val="000000"/>
+              </w:rPr>
+            </w:pPr>
+            <w:r>
+              <w:rPr>
+                <w:rFonts w:ascii="Arial" w:hAnsi="Arial" w:eastAsia="Arial" w:cs="Arial"/>
+                <w:i w:val="false"/>
+                <w:b w:val="false"/>
+                <w:u w:val="none"/>
+                <w:strike w:val="false"/>
+                <w:sz w:val="22"/>
+                <w:szCs w:val="22"/>
+                <w:color w:val="000000"/>
+              </w:rPr>
+              <w:t xml:space="preserve">0.0226</w:t>
             </w:r>
           </w:p>
         </w:tc>
@@ -3384,172 +3384,172 @@
                 <w:szCs w:val="22"/>
                 <w:color w:val="000000"/>
               </w:rPr>
-              <w:t xml:space="preserve">-0.0134</w:t>
-            </w:r>
-          </w:p>
-        </w:tc>
-        <w:tc>
-          <w:tcPr>
-            <w:tcBorders>
-              <w:bottom w:val="none" w:sz="0" w:space="0" w:color="000000"/>
-              <w:top w:val="none" w:sz="0" w:space="0" w:color="000000"/>
-              <w:left w:val="none" w:sz="0" w:space="0" w:color="000000"/>
-              <w:right w:val="none" w:sz="0" w:space="0" w:color="000000"/>
-            </w:tcBorders>
-            <w:shd w:val="clear" w:color="auto" w:fill="FFFFFF"/>
-            <w:tcMar>
-              <w:top w:w="0" w:type="dxa"/>
-              <w:bottom w:w="0" w:type="dxa"/>
-              <w:left w:w="0" w:type="dxa"/>
-              <w:right w:w="0" w:type="dxa"/>
-            </w:tcMar>
-            <w:vAlign w:val="center"/>
-          </w:tcPr>
-          <w:p>
-            <w:pPr>
-              <w:pStyle w:val="Normal"/>
-              <w:jc w:val="right"/>
-              <w:pBdr>
-                <w:bottom w:val="none" w:sz="0" w:space="0" w:color="000000"/>
-                <w:top w:val="none" w:sz="0" w:space="0" w:color="000000"/>
-                <w:left w:val="none" w:sz="0" w:space="0" w:color="000000"/>
-                <w:right w:val="none" w:sz="0" w:space="0" w:color="000000"/>
-              </w:pBdr>
-              <w:spacing w:after="100" w:before="100" w:line="240"/>
-              <w:ind w:left="100" w:right="100" w:firstLine="0" w:firstLineChars="0"/>
-              <w:rPr>
-                <w:rFonts w:ascii="Arial" w:hAnsi="Arial" w:eastAsia="Arial" w:cs="Arial"/>
-                <w:i w:val="false"/>
-                <w:b w:val="false"/>
-                <w:u w:val="none"/>
-                <w:strike w:val="false"/>
-                <w:sz w:val="22"/>
-                <w:szCs w:val="22"/>
-                <w:color w:val="000000"/>
-              </w:rPr>
-            </w:pPr>
-            <w:r>
-              <w:rPr>
-                <w:rFonts w:ascii="Arial" w:hAnsi="Arial" w:eastAsia="Arial" w:cs="Arial"/>
-                <w:i w:val="false"/>
-                <w:b w:val="false"/>
-                <w:u w:val="none"/>
-                <w:strike w:val="false"/>
-                <w:sz w:val="22"/>
-                <w:szCs w:val="22"/>
-                <w:color w:val="000000"/>
-              </w:rPr>
-              <w:t xml:space="preserve">0.0142</w:t>
-            </w:r>
-          </w:p>
-        </w:tc>
-        <w:tc>
-          <w:tcPr>
-            <w:tcBorders>
-              <w:bottom w:val="none" w:sz="0" w:space="0" w:color="000000"/>
-              <w:top w:val="none" w:sz="0" w:space="0" w:color="000000"/>
-              <w:left w:val="none" w:sz="0" w:space="0" w:color="000000"/>
-              <w:right w:val="none" w:sz="0" w:space="0" w:color="000000"/>
-            </w:tcBorders>
-            <w:shd w:val="clear" w:color="auto" w:fill="FFFFFF"/>
-            <w:tcMar>
-              <w:top w:w="0" w:type="dxa"/>
-              <w:bottom w:w="0" w:type="dxa"/>
-              <w:left w:w="0" w:type="dxa"/>
-              <w:right w:w="0" w:type="dxa"/>
-            </w:tcMar>
-            <w:vAlign w:val="center"/>
-          </w:tcPr>
-          <w:p>
-            <w:pPr>
-              <w:pStyle w:val="Normal"/>
-              <w:jc w:val="right"/>
-              <w:pBdr>
-                <w:bottom w:val="none" w:sz="0" w:space="0" w:color="000000"/>
-                <w:top w:val="none" w:sz="0" w:space="0" w:color="000000"/>
-                <w:left w:val="none" w:sz="0" w:space="0" w:color="000000"/>
-                <w:right w:val="none" w:sz="0" w:space="0" w:color="000000"/>
-              </w:pBdr>
-              <w:spacing w:after="100" w:before="100" w:line="240"/>
-              <w:ind w:left="100" w:right="100" w:firstLine="0" w:firstLineChars="0"/>
-              <w:rPr>
-                <w:rFonts w:ascii="Arial" w:hAnsi="Arial" w:eastAsia="Arial" w:cs="Arial"/>
-                <w:i w:val="false"/>
-                <w:b w:val="false"/>
-                <w:u w:val="none"/>
-                <w:strike w:val="false"/>
-                <w:sz w:val="22"/>
-                <w:szCs w:val="22"/>
-                <w:color w:val="000000"/>
-              </w:rPr>
-            </w:pPr>
-            <w:r>
-              <w:rPr>
-                <w:rFonts w:ascii="Arial" w:hAnsi="Arial" w:eastAsia="Arial" w:cs="Arial"/>
-                <w:i w:val="false"/>
-                <w:b w:val="false"/>
-                <w:u w:val="none"/>
-                <w:strike w:val="false"/>
-                <w:sz w:val="22"/>
-                <w:szCs w:val="22"/>
-                <w:color w:val="000000"/>
-              </w:rPr>
-              <w:t xml:space="preserve">-0.0413</w:t>
-            </w:r>
-          </w:p>
-        </w:tc>
-        <w:tc>
-          <w:tcPr>
-            <w:tcBorders>
-              <w:bottom w:val="none" w:sz="0" w:space="0" w:color="000000"/>
-              <w:top w:val="none" w:sz="0" w:space="0" w:color="000000"/>
-              <w:left w:val="none" w:sz="0" w:space="0" w:color="000000"/>
-              <w:right w:val="none" w:sz="0" w:space="0" w:color="000000"/>
-            </w:tcBorders>
-            <w:shd w:val="clear" w:color="auto" w:fill="FFFFFF"/>
-            <w:tcMar>
-              <w:top w:w="0" w:type="dxa"/>
-              <w:bottom w:w="0" w:type="dxa"/>
-              <w:left w:w="0" w:type="dxa"/>
-              <w:right w:w="0" w:type="dxa"/>
-            </w:tcMar>
-            <w:vAlign w:val="center"/>
-          </w:tcPr>
-          <w:p>
-            <w:pPr>
-              <w:pStyle w:val="Normal"/>
-              <w:jc w:val="right"/>
-              <w:pBdr>
-                <w:bottom w:val="none" w:sz="0" w:space="0" w:color="000000"/>
-                <w:top w:val="none" w:sz="0" w:space="0" w:color="000000"/>
-                <w:left w:val="none" w:sz="0" w:space="0" w:color="000000"/>
-                <w:right w:val="none" w:sz="0" w:space="0" w:color="000000"/>
-              </w:pBdr>
-              <w:spacing w:after="100" w:before="100" w:line="240"/>
-              <w:ind w:left="100" w:right="100" w:firstLine="0" w:firstLineChars="0"/>
-              <w:rPr>
-                <w:rFonts w:ascii="Arial" w:hAnsi="Arial" w:eastAsia="Arial" w:cs="Arial"/>
-                <w:i w:val="false"/>
-                <w:b w:val="false"/>
-                <w:u w:val="none"/>
-                <w:strike w:val="false"/>
-                <w:sz w:val="22"/>
-                <w:szCs w:val="22"/>
-                <w:color w:val="000000"/>
-              </w:rPr>
-            </w:pPr>
-            <w:r>
-              <w:rPr>
-                <w:rFonts w:ascii="Arial" w:hAnsi="Arial" w:eastAsia="Arial" w:cs="Arial"/>
-                <w:i w:val="false"/>
-                <w:b w:val="false"/>
-                <w:u w:val="none"/>
-                <w:strike w:val="false"/>
-                <w:sz w:val="22"/>
-                <w:szCs w:val="22"/>
-                <w:color w:val="000000"/>
-              </w:rPr>
-              <w:t xml:space="preserve">0.0144</w:t>
+              <w:t xml:space="preserve">-0.0014</w:t>
+            </w:r>
+          </w:p>
+        </w:tc>
+        <w:tc>
+          <w:tcPr>
+            <w:tcBorders>
+              <w:bottom w:val="none" w:sz="0" w:space="0" w:color="000000"/>
+              <w:top w:val="none" w:sz="0" w:space="0" w:color="000000"/>
+              <w:left w:val="none" w:sz="0" w:space="0" w:color="000000"/>
+              <w:right w:val="none" w:sz="0" w:space="0" w:color="000000"/>
+            </w:tcBorders>
+            <w:shd w:val="clear" w:color="auto" w:fill="FFFFFF"/>
+            <w:tcMar>
+              <w:top w:w="0" w:type="dxa"/>
+              <w:bottom w:w="0" w:type="dxa"/>
+              <w:left w:w="0" w:type="dxa"/>
+              <w:right w:w="0" w:type="dxa"/>
+            </w:tcMar>
+            <w:vAlign w:val="center"/>
+          </w:tcPr>
+          <w:p>
+            <w:pPr>
+              <w:pStyle w:val="Normal"/>
+              <w:jc w:val="right"/>
+              <w:pBdr>
+                <w:bottom w:val="none" w:sz="0" w:space="0" w:color="000000"/>
+                <w:top w:val="none" w:sz="0" w:space="0" w:color="000000"/>
+                <w:left w:val="none" w:sz="0" w:space="0" w:color="000000"/>
+                <w:right w:val="none" w:sz="0" w:space="0" w:color="000000"/>
+              </w:pBdr>
+              <w:spacing w:after="100" w:before="100" w:line="240"/>
+              <w:ind w:left="100" w:right="100" w:firstLine="0" w:firstLineChars="0"/>
+              <w:rPr>
+                <w:rFonts w:ascii="Arial" w:hAnsi="Arial" w:eastAsia="Arial" w:cs="Arial"/>
+                <w:i w:val="false"/>
+                <w:b w:val="false"/>
+                <w:u w:val="none"/>
+                <w:strike w:val="false"/>
+                <w:sz w:val="22"/>
+                <w:szCs w:val="22"/>
+                <w:color w:val="000000"/>
+              </w:rPr>
+            </w:pPr>
+            <w:r>
+              <w:rPr>
+                <w:rFonts w:ascii="Arial" w:hAnsi="Arial" w:eastAsia="Arial" w:cs="Arial"/>
+                <w:i w:val="false"/>
+                <w:b w:val="false"/>
+                <w:u w:val="none"/>
+                <w:strike w:val="false"/>
+                <w:sz w:val="22"/>
+                <w:szCs w:val="22"/>
+                <w:color w:val="000000"/>
+              </w:rPr>
+              <w:t xml:space="preserve">0.0137</w:t>
+            </w:r>
+          </w:p>
+        </w:tc>
+        <w:tc>
+          <w:tcPr>
+            <w:tcBorders>
+              <w:bottom w:val="none" w:sz="0" w:space="0" w:color="000000"/>
+              <w:top w:val="none" w:sz="0" w:space="0" w:color="000000"/>
+              <w:left w:val="none" w:sz="0" w:space="0" w:color="000000"/>
+              <w:right w:val="none" w:sz="0" w:space="0" w:color="000000"/>
+            </w:tcBorders>
+            <w:shd w:val="clear" w:color="auto" w:fill="FFFFFF"/>
+            <w:tcMar>
+              <w:top w:w="0" w:type="dxa"/>
+              <w:bottom w:w="0" w:type="dxa"/>
+              <w:left w:w="0" w:type="dxa"/>
+              <w:right w:w="0" w:type="dxa"/>
+            </w:tcMar>
+            <w:vAlign w:val="center"/>
+          </w:tcPr>
+          <w:p>
+            <w:pPr>
+              <w:pStyle w:val="Normal"/>
+              <w:jc w:val="right"/>
+              <w:pBdr>
+                <w:bottom w:val="none" w:sz="0" w:space="0" w:color="000000"/>
+                <w:top w:val="none" w:sz="0" w:space="0" w:color="000000"/>
+                <w:left w:val="none" w:sz="0" w:space="0" w:color="000000"/>
+                <w:right w:val="none" w:sz="0" w:space="0" w:color="000000"/>
+              </w:pBdr>
+              <w:spacing w:after="100" w:before="100" w:line="240"/>
+              <w:ind w:left="100" w:right="100" w:firstLine="0" w:firstLineChars="0"/>
+              <w:rPr>
+                <w:rFonts w:ascii="Arial" w:hAnsi="Arial" w:eastAsia="Arial" w:cs="Arial"/>
+                <w:i w:val="false"/>
+                <w:b w:val="false"/>
+                <w:u w:val="none"/>
+                <w:strike w:val="false"/>
+                <w:sz w:val="22"/>
+                <w:szCs w:val="22"/>
+                <w:color w:val="000000"/>
+              </w:rPr>
+            </w:pPr>
+            <w:r>
+              <w:rPr>
+                <w:rFonts w:ascii="Arial" w:hAnsi="Arial" w:eastAsia="Arial" w:cs="Arial"/>
+                <w:i w:val="false"/>
+                <w:b w:val="false"/>
+                <w:u w:val="none"/>
+                <w:strike w:val="false"/>
+                <w:sz w:val="22"/>
+                <w:szCs w:val="22"/>
+                <w:color w:val="000000"/>
+              </w:rPr>
+              <w:t xml:space="preserve">-0.0283</w:t>
+            </w:r>
+          </w:p>
+        </w:tc>
+        <w:tc>
+          <w:tcPr>
+            <w:tcBorders>
+              <w:bottom w:val="none" w:sz="0" w:space="0" w:color="000000"/>
+              <w:top w:val="none" w:sz="0" w:space="0" w:color="000000"/>
+              <w:left w:val="none" w:sz="0" w:space="0" w:color="000000"/>
+              <w:right w:val="none" w:sz="0" w:space="0" w:color="000000"/>
+            </w:tcBorders>
+            <w:shd w:val="clear" w:color="auto" w:fill="FFFFFF"/>
+            <w:tcMar>
+              <w:top w:w="0" w:type="dxa"/>
+              <w:bottom w:w="0" w:type="dxa"/>
+              <w:left w:w="0" w:type="dxa"/>
+              <w:right w:w="0" w:type="dxa"/>
+            </w:tcMar>
+            <w:vAlign w:val="center"/>
+          </w:tcPr>
+          <w:p>
+            <w:pPr>
+              <w:pStyle w:val="Normal"/>
+              <w:jc w:val="right"/>
+              <w:pBdr>
+                <w:bottom w:val="none" w:sz="0" w:space="0" w:color="000000"/>
+                <w:top w:val="none" w:sz="0" w:space="0" w:color="000000"/>
+                <w:left w:val="none" w:sz="0" w:space="0" w:color="000000"/>
+                <w:right w:val="none" w:sz="0" w:space="0" w:color="000000"/>
+              </w:pBdr>
+              <w:spacing w:after="100" w:before="100" w:line="240"/>
+              <w:ind w:left="100" w:right="100" w:firstLine="0" w:firstLineChars="0"/>
+              <w:rPr>
+                <w:rFonts w:ascii="Arial" w:hAnsi="Arial" w:eastAsia="Arial" w:cs="Arial"/>
+                <w:i w:val="false"/>
+                <w:b w:val="false"/>
+                <w:u w:val="none"/>
+                <w:strike w:val="false"/>
+                <w:sz w:val="22"/>
+                <w:szCs w:val="22"/>
+                <w:color w:val="000000"/>
+              </w:rPr>
+            </w:pPr>
+            <w:r>
+              <w:rPr>
+                <w:rFonts w:ascii="Arial" w:hAnsi="Arial" w:eastAsia="Arial" w:cs="Arial"/>
+                <w:i w:val="false"/>
+                <w:b w:val="false"/>
+                <w:u w:val="none"/>
+                <w:strike w:val="false"/>
+                <w:sz w:val="22"/>
+                <w:szCs w:val="22"/>
+                <w:color w:val="000000"/>
+              </w:rPr>
+              <w:t xml:space="preserve">0.0256</w:t>
             </w:r>
           </w:p>
         </w:tc>
@@ -3774,172 +3774,172 @@
                 <w:szCs w:val="22"/>
                 <w:color w:val="000000"/>
               </w:rPr>
-              <w:t xml:space="preserve">-0.0123</w:t>
-            </w:r>
-          </w:p>
-        </w:tc>
-        <w:tc>
-          <w:tcPr>
-            <w:tcBorders>
-              <w:bottom w:val="none" w:sz="0" w:space="0" w:color="000000"/>
-              <w:top w:val="none" w:sz="0" w:space="0" w:color="000000"/>
-              <w:left w:val="none" w:sz="0" w:space="0" w:color="000000"/>
-              <w:right w:val="none" w:sz="0" w:space="0" w:color="000000"/>
-            </w:tcBorders>
-            <w:shd w:val="clear" w:color="auto" w:fill="FFFFFF"/>
-            <w:tcMar>
-              <w:top w:w="0" w:type="dxa"/>
-              <w:bottom w:w="0" w:type="dxa"/>
-              <w:left w:w="0" w:type="dxa"/>
-              <w:right w:w="0" w:type="dxa"/>
-            </w:tcMar>
-            <w:vAlign w:val="center"/>
-          </w:tcPr>
-          <w:p>
-            <w:pPr>
-              <w:pStyle w:val="Normal"/>
-              <w:jc w:val="right"/>
-              <w:pBdr>
-                <w:bottom w:val="none" w:sz="0" w:space="0" w:color="000000"/>
-                <w:top w:val="none" w:sz="0" w:space="0" w:color="000000"/>
-                <w:left w:val="none" w:sz="0" w:space="0" w:color="000000"/>
-                <w:right w:val="none" w:sz="0" w:space="0" w:color="000000"/>
-              </w:pBdr>
-              <w:spacing w:after="100" w:before="100" w:line="240"/>
-              <w:ind w:left="100" w:right="100" w:firstLine="0" w:firstLineChars="0"/>
-              <w:rPr>
-                <w:rFonts w:ascii="Arial" w:hAnsi="Arial" w:eastAsia="Arial" w:cs="Arial"/>
-                <w:i w:val="false"/>
-                <w:b w:val="false"/>
-                <w:u w:val="none"/>
-                <w:strike w:val="false"/>
-                <w:sz w:val="22"/>
-                <w:szCs w:val="22"/>
-                <w:color w:val="000000"/>
-              </w:rPr>
-            </w:pPr>
-            <w:r>
-              <w:rPr>
-                <w:rFonts w:ascii="Arial" w:hAnsi="Arial" w:eastAsia="Arial" w:cs="Arial"/>
-                <w:i w:val="false"/>
-                <w:b w:val="false"/>
-                <w:u w:val="none"/>
-                <w:strike w:val="false"/>
-                <w:sz w:val="22"/>
-                <w:szCs w:val="22"/>
-                <w:color w:val="000000"/>
-              </w:rPr>
-              <w:t xml:space="preserve">0.0163</w:t>
-            </w:r>
-          </w:p>
-        </w:tc>
-        <w:tc>
-          <w:tcPr>
-            <w:tcBorders>
-              <w:bottom w:val="none" w:sz="0" w:space="0" w:color="000000"/>
-              <w:top w:val="none" w:sz="0" w:space="0" w:color="000000"/>
-              <w:left w:val="none" w:sz="0" w:space="0" w:color="000000"/>
-              <w:right w:val="none" w:sz="0" w:space="0" w:color="000000"/>
-            </w:tcBorders>
-            <w:shd w:val="clear" w:color="auto" w:fill="FFFFFF"/>
-            <w:tcMar>
-              <w:top w:w="0" w:type="dxa"/>
-              <w:bottom w:w="0" w:type="dxa"/>
-              <w:left w:w="0" w:type="dxa"/>
-              <w:right w:w="0" w:type="dxa"/>
-            </w:tcMar>
-            <w:vAlign w:val="center"/>
-          </w:tcPr>
-          <w:p>
-            <w:pPr>
-              <w:pStyle w:val="Normal"/>
-              <w:jc w:val="right"/>
-              <w:pBdr>
-                <w:bottom w:val="none" w:sz="0" w:space="0" w:color="000000"/>
-                <w:top w:val="none" w:sz="0" w:space="0" w:color="000000"/>
-                <w:left w:val="none" w:sz="0" w:space="0" w:color="000000"/>
-                <w:right w:val="none" w:sz="0" w:space="0" w:color="000000"/>
-              </w:pBdr>
-              <w:spacing w:after="100" w:before="100" w:line="240"/>
-              <w:ind w:left="100" w:right="100" w:firstLine="0" w:firstLineChars="0"/>
-              <w:rPr>
-                <w:rFonts w:ascii="Arial" w:hAnsi="Arial" w:eastAsia="Arial" w:cs="Arial"/>
-                <w:i w:val="false"/>
-                <w:b w:val="false"/>
-                <w:u w:val="none"/>
-                <w:strike w:val="false"/>
-                <w:sz w:val="22"/>
-                <w:szCs w:val="22"/>
-                <w:color w:val="000000"/>
-              </w:rPr>
-            </w:pPr>
-            <w:r>
-              <w:rPr>
-                <w:rFonts w:ascii="Arial" w:hAnsi="Arial" w:eastAsia="Arial" w:cs="Arial"/>
-                <w:i w:val="false"/>
-                <w:b w:val="false"/>
-                <w:u w:val="none"/>
-                <w:strike w:val="false"/>
-                <w:sz w:val="22"/>
-                <w:szCs w:val="22"/>
-                <w:color w:val="000000"/>
-              </w:rPr>
-              <w:t xml:space="preserve">-0.0442</w:t>
-            </w:r>
-          </w:p>
-        </w:tc>
-        <w:tc>
-          <w:tcPr>
-            <w:tcBorders>
-              <w:bottom w:val="none" w:sz="0" w:space="0" w:color="000000"/>
-              <w:top w:val="none" w:sz="0" w:space="0" w:color="000000"/>
-              <w:left w:val="none" w:sz="0" w:space="0" w:color="000000"/>
-              <w:right w:val="none" w:sz="0" w:space="0" w:color="000000"/>
-            </w:tcBorders>
-            <w:shd w:val="clear" w:color="auto" w:fill="FFFFFF"/>
-            <w:tcMar>
-              <w:top w:w="0" w:type="dxa"/>
-              <w:bottom w:w="0" w:type="dxa"/>
-              <w:left w:w="0" w:type="dxa"/>
-              <w:right w:w="0" w:type="dxa"/>
-            </w:tcMar>
-            <w:vAlign w:val="center"/>
-          </w:tcPr>
-          <w:p>
-            <w:pPr>
-              <w:pStyle w:val="Normal"/>
-              <w:jc w:val="right"/>
-              <w:pBdr>
-                <w:bottom w:val="none" w:sz="0" w:space="0" w:color="000000"/>
-                <w:top w:val="none" w:sz="0" w:space="0" w:color="000000"/>
-                <w:left w:val="none" w:sz="0" w:space="0" w:color="000000"/>
-                <w:right w:val="none" w:sz="0" w:space="0" w:color="000000"/>
-              </w:pBdr>
-              <w:spacing w:after="100" w:before="100" w:line="240"/>
-              <w:ind w:left="100" w:right="100" w:firstLine="0" w:firstLineChars="0"/>
-              <w:rPr>
-                <w:rFonts w:ascii="Arial" w:hAnsi="Arial" w:eastAsia="Arial" w:cs="Arial"/>
-                <w:i w:val="false"/>
-                <w:b w:val="false"/>
-                <w:u w:val="none"/>
-                <w:strike w:val="false"/>
-                <w:sz w:val="22"/>
-                <w:szCs w:val="22"/>
-                <w:color w:val="000000"/>
-              </w:rPr>
-            </w:pPr>
-            <w:r>
-              <w:rPr>
-                <w:rFonts w:ascii="Arial" w:hAnsi="Arial" w:eastAsia="Arial" w:cs="Arial"/>
-                <w:i w:val="false"/>
-                <w:b w:val="false"/>
-                <w:u w:val="none"/>
-                <w:strike w:val="false"/>
-                <w:sz w:val="22"/>
-                <w:szCs w:val="22"/>
-                <w:color w:val="000000"/>
-              </w:rPr>
-              <w:t xml:space="preserve">0.0197</w:t>
+              <w:t xml:space="preserve">0.0084</w:t>
+            </w:r>
+          </w:p>
+        </w:tc>
+        <w:tc>
+          <w:tcPr>
+            <w:tcBorders>
+              <w:bottom w:val="none" w:sz="0" w:space="0" w:color="000000"/>
+              <w:top w:val="none" w:sz="0" w:space="0" w:color="000000"/>
+              <w:left w:val="none" w:sz="0" w:space="0" w:color="000000"/>
+              <w:right w:val="none" w:sz="0" w:space="0" w:color="000000"/>
+            </w:tcBorders>
+            <w:shd w:val="clear" w:color="auto" w:fill="FFFFFF"/>
+            <w:tcMar>
+              <w:top w:w="0" w:type="dxa"/>
+              <w:bottom w:w="0" w:type="dxa"/>
+              <w:left w:w="0" w:type="dxa"/>
+              <w:right w:w="0" w:type="dxa"/>
+            </w:tcMar>
+            <w:vAlign w:val="center"/>
+          </w:tcPr>
+          <w:p>
+            <w:pPr>
+              <w:pStyle w:val="Normal"/>
+              <w:jc w:val="right"/>
+              <w:pBdr>
+                <w:bottom w:val="none" w:sz="0" w:space="0" w:color="000000"/>
+                <w:top w:val="none" w:sz="0" w:space="0" w:color="000000"/>
+                <w:left w:val="none" w:sz="0" w:space="0" w:color="000000"/>
+                <w:right w:val="none" w:sz="0" w:space="0" w:color="000000"/>
+              </w:pBdr>
+              <w:spacing w:after="100" w:before="100" w:line="240"/>
+              <w:ind w:left="100" w:right="100" w:firstLine="0" w:firstLineChars="0"/>
+              <w:rPr>
+                <w:rFonts w:ascii="Arial" w:hAnsi="Arial" w:eastAsia="Arial" w:cs="Arial"/>
+                <w:i w:val="false"/>
+                <w:b w:val="false"/>
+                <w:u w:val="none"/>
+                <w:strike w:val="false"/>
+                <w:sz w:val="22"/>
+                <w:szCs w:val="22"/>
+                <w:color w:val="000000"/>
+              </w:rPr>
+            </w:pPr>
+            <w:r>
+              <w:rPr>
+                <w:rFonts w:ascii="Arial" w:hAnsi="Arial" w:eastAsia="Arial" w:cs="Arial"/>
+                <w:i w:val="false"/>
+                <w:b w:val="false"/>
+                <w:u w:val="none"/>
+                <w:strike w:val="false"/>
+                <w:sz w:val="22"/>
+                <w:szCs w:val="22"/>
+                <w:color w:val="000000"/>
+              </w:rPr>
+              <w:t xml:space="preserve">0.0157</w:t>
+            </w:r>
+          </w:p>
+        </w:tc>
+        <w:tc>
+          <w:tcPr>
+            <w:tcBorders>
+              <w:bottom w:val="none" w:sz="0" w:space="0" w:color="000000"/>
+              <w:top w:val="none" w:sz="0" w:space="0" w:color="000000"/>
+              <w:left w:val="none" w:sz="0" w:space="0" w:color="000000"/>
+              <w:right w:val="none" w:sz="0" w:space="0" w:color="000000"/>
+            </w:tcBorders>
+            <w:shd w:val="clear" w:color="auto" w:fill="FFFFFF"/>
+            <w:tcMar>
+              <w:top w:w="0" w:type="dxa"/>
+              <w:bottom w:w="0" w:type="dxa"/>
+              <w:left w:w="0" w:type="dxa"/>
+              <w:right w:w="0" w:type="dxa"/>
+            </w:tcMar>
+            <w:vAlign w:val="center"/>
+          </w:tcPr>
+          <w:p>
+            <w:pPr>
+              <w:pStyle w:val="Normal"/>
+              <w:jc w:val="right"/>
+              <w:pBdr>
+                <w:bottom w:val="none" w:sz="0" w:space="0" w:color="000000"/>
+                <w:top w:val="none" w:sz="0" w:space="0" w:color="000000"/>
+                <w:left w:val="none" w:sz="0" w:space="0" w:color="000000"/>
+                <w:right w:val="none" w:sz="0" w:space="0" w:color="000000"/>
+              </w:pBdr>
+              <w:spacing w:after="100" w:before="100" w:line="240"/>
+              <w:ind w:left="100" w:right="100" w:firstLine="0" w:firstLineChars="0"/>
+              <w:rPr>
+                <w:rFonts w:ascii="Arial" w:hAnsi="Arial" w:eastAsia="Arial" w:cs="Arial"/>
+                <w:i w:val="false"/>
+                <w:b w:val="false"/>
+                <w:u w:val="none"/>
+                <w:strike w:val="false"/>
+                <w:sz w:val="22"/>
+                <w:szCs w:val="22"/>
+                <w:color w:val="000000"/>
+              </w:rPr>
+            </w:pPr>
+            <w:r>
+              <w:rPr>
+                <w:rFonts w:ascii="Arial" w:hAnsi="Arial" w:eastAsia="Arial" w:cs="Arial"/>
+                <w:i w:val="false"/>
+                <w:b w:val="false"/>
+                <w:u w:val="none"/>
+                <w:strike w:val="false"/>
+                <w:sz w:val="22"/>
+                <w:szCs w:val="22"/>
+                <w:color w:val="000000"/>
+              </w:rPr>
+              <w:t xml:space="preserve">-0.0223</w:t>
+            </w:r>
+          </w:p>
+        </w:tc>
+        <w:tc>
+          <w:tcPr>
+            <w:tcBorders>
+              <w:bottom w:val="none" w:sz="0" w:space="0" w:color="000000"/>
+              <w:top w:val="none" w:sz="0" w:space="0" w:color="000000"/>
+              <w:left w:val="none" w:sz="0" w:space="0" w:color="000000"/>
+              <w:right w:val="none" w:sz="0" w:space="0" w:color="000000"/>
+            </w:tcBorders>
+            <w:shd w:val="clear" w:color="auto" w:fill="FFFFFF"/>
+            <w:tcMar>
+              <w:top w:w="0" w:type="dxa"/>
+              <w:bottom w:w="0" w:type="dxa"/>
+              <w:left w:w="0" w:type="dxa"/>
+              <w:right w:w="0" w:type="dxa"/>
+            </w:tcMar>
+            <w:vAlign w:val="center"/>
+          </w:tcPr>
+          <w:p>
+            <w:pPr>
+              <w:pStyle w:val="Normal"/>
+              <w:jc w:val="right"/>
+              <w:pBdr>
+                <w:bottom w:val="none" w:sz="0" w:space="0" w:color="000000"/>
+                <w:top w:val="none" w:sz="0" w:space="0" w:color="000000"/>
+                <w:left w:val="none" w:sz="0" w:space="0" w:color="000000"/>
+                <w:right w:val="none" w:sz="0" w:space="0" w:color="000000"/>
+              </w:pBdr>
+              <w:spacing w:after="100" w:before="100" w:line="240"/>
+              <w:ind w:left="100" w:right="100" w:firstLine="0" w:firstLineChars="0"/>
+              <w:rPr>
+                <w:rFonts w:ascii="Arial" w:hAnsi="Arial" w:eastAsia="Arial" w:cs="Arial"/>
+                <w:i w:val="false"/>
+                <w:b w:val="false"/>
+                <w:u w:val="none"/>
+                <w:strike w:val="false"/>
+                <w:sz w:val="22"/>
+                <w:szCs w:val="22"/>
+                <w:color w:val="000000"/>
+              </w:rPr>
+            </w:pPr>
+            <w:r>
+              <w:rPr>
+                <w:rFonts w:ascii="Arial" w:hAnsi="Arial" w:eastAsia="Arial" w:cs="Arial"/>
+                <w:i w:val="false"/>
+                <w:b w:val="false"/>
+                <w:u w:val="none"/>
+                <w:strike w:val="false"/>
+                <w:sz w:val="22"/>
+                <w:szCs w:val="22"/>
+                <w:color w:val="000000"/>
+              </w:rPr>
+              <w:t xml:space="preserve">0.0392</w:t>
             </w:r>
           </w:p>
         </w:tc>
@@ -4164,172 +4164,172 @@
                 <w:szCs w:val="22"/>
                 <w:color w:val="000000"/>
               </w:rPr>
-              <w:t xml:space="preserve">0.0349</w:t>
-            </w:r>
-          </w:p>
-        </w:tc>
-        <w:tc>
-          <w:tcPr>
-            <w:tcBorders>
-              <w:bottom w:val="none" w:sz="0" w:space="0" w:color="000000"/>
-              <w:top w:val="none" w:sz="0" w:space="0" w:color="000000"/>
-              <w:left w:val="none" w:sz="0" w:space="0" w:color="000000"/>
-              <w:right w:val="none" w:sz="0" w:space="0" w:color="000000"/>
-            </w:tcBorders>
-            <w:shd w:val="clear" w:color="auto" w:fill="FFFFFF"/>
-            <w:tcMar>
-              <w:top w:w="0" w:type="dxa"/>
-              <w:bottom w:w="0" w:type="dxa"/>
-              <w:left w:w="0" w:type="dxa"/>
-              <w:right w:w="0" w:type="dxa"/>
-            </w:tcMar>
-            <w:vAlign w:val="center"/>
-          </w:tcPr>
-          <w:p>
-            <w:pPr>
-              <w:pStyle w:val="Normal"/>
-              <w:jc w:val="right"/>
-              <w:pBdr>
-                <w:bottom w:val="none" w:sz="0" w:space="0" w:color="000000"/>
-                <w:top w:val="none" w:sz="0" w:space="0" w:color="000000"/>
-                <w:left w:val="none" w:sz="0" w:space="0" w:color="000000"/>
-                <w:right w:val="none" w:sz="0" w:space="0" w:color="000000"/>
-              </w:pBdr>
-              <w:spacing w:after="100" w:before="100" w:line="240"/>
-              <w:ind w:left="100" w:right="100" w:firstLine="0" w:firstLineChars="0"/>
-              <w:rPr>
-                <w:rFonts w:ascii="Arial" w:hAnsi="Arial" w:eastAsia="Arial" w:cs="Arial"/>
-                <w:i w:val="false"/>
-                <w:b w:val="false"/>
-                <w:u w:val="none"/>
-                <w:strike w:val="false"/>
-                <w:sz w:val="22"/>
-                <w:szCs w:val="22"/>
-                <w:color w:val="000000"/>
-              </w:rPr>
-            </w:pPr>
-            <w:r>
-              <w:rPr>
-                <w:rFonts w:ascii="Arial" w:hAnsi="Arial" w:eastAsia="Arial" w:cs="Arial"/>
-                <w:i w:val="false"/>
-                <w:b w:val="false"/>
-                <w:u w:val="none"/>
-                <w:strike w:val="false"/>
-                <w:sz w:val="22"/>
-                <w:szCs w:val="22"/>
-                <w:color w:val="000000"/>
-              </w:rPr>
-              <w:t xml:space="preserve">0.0247</w:t>
-            </w:r>
-          </w:p>
-        </w:tc>
-        <w:tc>
-          <w:tcPr>
-            <w:tcBorders>
-              <w:bottom w:val="none" w:sz="0" w:space="0" w:color="000000"/>
-              <w:top w:val="none" w:sz="0" w:space="0" w:color="000000"/>
-              <w:left w:val="none" w:sz="0" w:space="0" w:color="000000"/>
-              <w:right w:val="none" w:sz="0" w:space="0" w:color="000000"/>
-            </w:tcBorders>
-            <w:shd w:val="clear" w:color="auto" w:fill="FFFFFF"/>
-            <w:tcMar>
-              <w:top w:w="0" w:type="dxa"/>
-              <w:bottom w:w="0" w:type="dxa"/>
-              <w:left w:w="0" w:type="dxa"/>
-              <w:right w:w="0" w:type="dxa"/>
-            </w:tcMar>
-            <w:vAlign w:val="center"/>
-          </w:tcPr>
-          <w:p>
-            <w:pPr>
-              <w:pStyle w:val="Normal"/>
-              <w:jc w:val="right"/>
-              <w:pBdr>
-                <w:bottom w:val="none" w:sz="0" w:space="0" w:color="000000"/>
-                <w:top w:val="none" w:sz="0" w:space="0" w:color="000000"/>
-                <w:left w:val="none" w:sz="0" w:space="0" w:color="000000"/>
-                <w:right w:val="none" w:sz="0" w:space="0" w:color="000000"/>
-              </w:pBdr>
-              <w:spacing w:after="100" w:before="100" w:line="240"/>
-              <w:ind w:left="100" w:right="100" w:firstLine="0" w:firstLineChars="0"/>
-              <w:rPr>
-                <w:rFonts w:ascii="Arial" w:hAnsi="Arial" w:eastAsia="Arial" w:cs="Arial"/>
-                <w:i w:val="false"/>
-                <w:b w:val="false"/>
-                <w:u w:val="none"/>
-                <w:strike w:val="false"/>
-                <w:sz w:val="22"/>
-                <w:szCs w:val="22"/>
-                <w:color w:val="000000"/>
-              </w:rPr>
-            </w:pPr>
-            <w:r>
-              <w:rPr>
-                <w:rFonts w:ascii="Arial" w:hAnsi="Arial" w:eastAsia="Arial" w:cs="Arial"/>
-                <w:i w:val="false"/>
-                <w:b w:val="false"/>
-                <w:u w:val="none"/>
-                <w:strike w:val="false"/>
-                <w:sz w:val="22"/>
-                <w:szCs w:val="22"/>
-                <w:color w:val="000000"/>
-              </w:rPr>
-              <w:t xml:space="preserve">-0.0136</w:t>
-            </w:r>
-          </w:p>
-        </w:tc>
-        <w:tc>
-          <w:tcPr>
-            <w:tcBorders>
-              <w:bottom w:val="none" w:sz="0" w:space="0" w:color="000000"/>
-              <w:top w:val="none" w:sz="0" w:space="0" w:color="000000"/>
-              <w:left w:val="none" w:sz="0" w:space="0" w:color="000000"/>
-              <w:right w:val="none" w:sz="0" w:space="0" w:color="000000"/>
-            </w:tcBorders>
-            <w:shd w:val="clear" w:color="auto" w:fill="FFFFFF"/>
-            <w:tcMar>
-              <w:top w:w="0" w:type="dxa"/>
-              <w:bottom w:w="0" w:type="dxa"/>
-              <w:left w:w="0" w:type="dxa"/>
-              <w:right w:w="0" w:type="dxa"/>
-            </w:tcMar>
-            <w:vAlign w:val="center"/>
-          </w:tcPr>
-          <w:p>
-            <w:pPr>
-              <w:pStyle w:val="Normal"/>
-              <w:jc w:val="right"/>
-              <w:pBdr>
-                <w:bottom w:val="none" w:sz="0" w:space="0" w:color="000000"/>
-                <w:top w:val="none" w:sz="0" w:space="0" w:color="000000"/>
-                <w:left w:val="none" w:sz="0" w:space="0" w:color="000000"/>
-                <w:right w:val="none" w:sz="0" w:space="0" w:color="000000"/>
-              </w:pBdr>
-              <w:spacing w:after="100" w:before="100" w:line="240"/>
-              <w:ind w:left="100" w:right="100" w:firstLine="0" w:firstLineChars="0"/>
-              <w:rPr>
-                <w:rFonts w:ascii="Arial" w:hAnsi="Arial" w:eastAsia="Arial" w:cs="Arial"/>
-                <w:i w:val="false"/>
-                <w:b w:val="false"/>
-                <w:u w:val="none"/>
-                <w:strike w:val="false"/>
-                <w:sz w:val="22"/>
-                <w:szCs w:val="22"/>
-                <w:color w:val="000000"/>
-              </w:rPr>
-            </w:pPr>
-            <w:r>
-              <w:rPr>
-                <w:rFonts w:ascii="Arial" w:hAnsi="Arial" w:eastAsia="Arial" w:cs="Arial"/>
-                <w:i w:val="false"/>
-                <w:b w:val="false"/>
-                <w:u w:val="none"/>
-                <w:strike w:val="false"/>
-                <w:sz w:val="22"/>
-                <w:szCs w:val="22"/>
-                <w:color w:val="000000"/>
-              </w:rPr>
-              <w:t xml:space="preserve">0.0834</w:t>
+              <w:t xml:space="preserve">0.0801</w:t>
+            </w:r>
+          </w:p>
+        </w:tc>
+        <w:tc>
+          <w:tcPr>
+            <w:tcBorders>
+              <w:bottom w:val="none" w:sz="0" w:space="0" w:color="000000"/>
+              <w:top w:val="none" w:sz="0" w:space="0" w:color="000000"/>
+              <w:left w:val="none" w:sz="0" w:space="0" w:color="000000"/>
+              <w:right w:val="none" w:sz="0" w:space="0" w:color="000000"/>
+            </w:tcBorders>
+            <w:shd w:val="clear" w:color="auto" w:fill="FFFFFF"/>
+            <w:tcMar>
+              <w:top w:w="0" w:type="dxa"/>
+              <w:bottom w:w="0" w:type="dxa"/>
+              <w:left w:w="0" w:type="dxa"/>
+              <w:right w:w="0" w:type="dxa"/>
+            </w:tcMar>
+            <w:vAlign w:val="center"/>
+          </w:tcPr>
+          <w:p>
+            <w:pPr>
+              <w:pStyle w:val="Normal"/>
+              <w:jc w:val="right"/>
+              <w:pBdr>
+                <w:bottom w:val="none" w:sz="0" w:space="0" w:color="000000"/>
+                <w:top w:val="none" w:sz="0" w:space="0" w:color="000000"/>
+                <w:left w:val="none" w:sz="0" w:space="0" w:color="000000"/>
+                <w:right w:val="none" w:sz="0" w:space="0" w:color="000000"/>
+              </w:pBdr>
+              <w:spacing w:after="100" w:before="100" w:line="240"/>
+              <w:ind w:left="100" w:right="100" w:firstLine="0" w:firstLineChars="0"/>
+              <w:rPr>
+                <w:rFonts w:ascii="Arial" w:hAnsi="Arial" w:eastAsia="Arial" w:cs="Arial"/>
+                <w:i w:val="false"/>
+                <w:b w:val="false"/>
+                <w:u w:val="none"/>
+                <w:strike w:val="false"/>
+                <w:sz w:val="22"/>
+                <w:szCs w:val="22"/>
+                <w:color w:val="000000"/>
+              </w:rPr>
+            </w:pPr>
+            <w:r>
+              <w:rPr>
+                <w:rFonts w:ascii="Arial" w:hAnsi="Arial" w:eastAsia="Arial" w:cs="Arial"/>
+                <w:i w:val="false"/>
+                <w:b w:val="false"/>
+                <w:u w:val="none"/>
+                <w:strike w:val="false"/>
+                <w:sz w:val="22"/>
+                <w:szCs w:val="22"/>
+                <w:color w:val="000000"/>
+              </w:rPr>
+              <w:t xml:space="preserve">0.0253</w:t>
+            </w:r>
+          </w:p>
+        </w:tc>
+        <w:tc>
+          <w:tcPr>
+            <w:tcBorders>
+              <w:bottom w:val="none" w:sz="0" w:space="0" w:color="000000"/>
+              <w:top w:val="none" w:sz="0" w:space="0" w:color="000000"/>
+              <w:left w:val="none" w:sz="0" w:space="0" w:color="000000"/>
+              <w:right w:val="none" w:sz="0" w:space="0" w:color="000000"/>
+            </w:tcBorders>
+            <w:shd w:val="clear" w:color="auto" w:fill="FFFFFF"/>
+            <w:tcMar>
+              <w:top w:w="0" w:type="dxa"/>
+              <w:bottom w:w="0" w:type="dxa"/>
+              <w:left w:w="0" w:type="dxa"/>
+              <w:right w:w="0" w:type="dxa"/>
+            </w:tcMar>
+            <w:vAlign w:val="center"/>
+          </w:tcPr>
+          <w:p>
+            <w:pPr>
+              <w:pStyle w:val="Normal"/>
+              <w:jc w:val="right"/>
+              <w:pBdr>
+                <w:bottom w:val="none" w:sz="0" w:space="0" w:color="000000"/>
+                <w:top w:val="none" w:sz="0" w:space="0" w:color="000000"/>
+                <w:left w:val="none" w:sz="0" w:space="0" w:color="000000"/>
+                <w:right w:val="none" w:sz="0" w:space="0" w:color="000000"/>
+              </w:pBdr>
+              <w:spacing w:after="100" w:before="100" w:line="240"/>
+              <w:ind w:left="100" w:right="100" w:firstLine="0" w:firstLineChars="0"/>
+              <w:rPr>
+                <w:rFonts w:ascii="Arial" w:hAnsi="Arial" w:eastAsia="Arial" w:cs="Arial"/>
+                <w:i w:val="false"/>
+                <w:b w:val="false"/>
+                <w:u w:val="none"/>
+                <w:strike w:val="false"/>
+                <w:sz w:val="22"/>
+                <w:szCs w:val="22"/>
+                <w:color w:val="000000"/>
+              </w:rPr>
+            </w:pPr>
+            <w:r>
+              <w:rPr>
+                <w:rFonts w:ascii="Arial" w:hAnsi="Arial" w:eastAsia="Arial" w:cs="Arial"/>
+                <w:i w:val="false"/>
+                <w:b w:val="false"/>
+                <w:u w:val="none"/>
+                <w:strike w:val="false"/>
+                <w:sz w:val="22"/>
+                <w:szCs w:val="22"/>
+                <w:color w:val="000000"/>
+              </w:rPr>
+              <w:t xml:space="preserve">0.0304</w:t>
+            </w:r>
+          </w:p>
+        </w:tc>
+        <w:tc>
+          <w:tcPr>
+            <w:tcBorders>
+              <w:bottom w:val="none" w:sz="0" w:space="0" w:color="000000"/>
+              <w:top w:val="none" w:sz="0" w:space="0" w:color="000000"/>
+              <w:left w:val="none" w:sz="0" w:space="0" w:color="000000"/>
+              <w:right w:val="none" w:sz="0" w:space="0" w:color="000000"/>
+            </w:tcBorders>
+            <w:shd w:val="clear" w:color="auto" w:fill="FFFFFF"/>
+            <w:tcMar>
+              <w:top w:w="0" w:type="dxa"/>
+              <w:bottom w:w="0" w:type="dxa"/>
+              <w:left w:w="0" w:type="dxa"/>
+              <w:right w:w="0" w:type="dxa"/>
+            </w:tcMar>
+            <w:vAlign w:val="center"/>
+          </w:tcPr>
+          <w:p>
+            <w:pPr>
+              <w:pStyle w:val="Normal"/>
+              <w:jc w:val="right"/>
+              <w:pBdr>
+                <w:bottom w:val="none" w:sz="0" w:space="0" w:color="000000"/>
+                <w:top w:val="none" w:sz="0" w:space="0" w:color="000000"/>
+                <w:left w:val="none" w:sz="0" w:space="0" w:color="000000"/>
+                <w:right w:val="none" w:sz="0" w:space="0" w:color="000000"/>
+              </w:pBdr>
+              <w:spacing w:after="100" w:before="100" w:line="240"/>
+              <w:ind w:left="100" w:right="100" w:firstLine="0" w:firstLineChars="0"/>
+              <w:rPr>
+                <w:rFonts w:ascii="Arial" w:hAnsi="Arial" w:eastAsia="Arial" w:cs="Arial"/>
+                <w:i w:val="false"/>
+                <w:b w:val="false"/>
+                <w:u w:val="none"/>
+                <w:strike w:val="false"/>
+                <w:sz w:val="22"/>
+                <w:szCs w:val="22"/>
+                <w:color w:val="000000"/>
+              </w:rPr>
+            </w:pPr>
+            <w:r>
+              <w:rPr>
+                <w:rFonts w:ascii="Arial" w:hAnsi="Arial" w:eastAsia="Arial" w:cs="Arial"/>
+                <w:i w:val="false"/>
+                <w:b w:val="false"/>
+                <w:u w:val="none"/>
+                <w:strike w:val="false"/>
+                <w:sz w:val="22"/>
+                <w:szCs w:val="22"/>
+                <w:color w:val="000000"/>
+              </w:rPr>
+              <w:t xml:space="preserve">0.1298</w:t>
             </w:r>
           </w:p>
         </w:tc>
@@ -4554,172 +4554,172 @@
                 <w:szCs w:val="22"/>
                 <w:color w:val="000000"/>
               </w:rPr>
-              <w:t xml:space="preserve">0.0339</w:t>
-            </w:r>
-          </w:p>
-        </w:tc>
-        <w:tc>
-          <w:tcPr>
-            <w:tcBorders>
-              <w:bottom w:val="none" w:sz="0" w:space="0" w:color="000000"/>
-              <w:top w:val="none" w:sz="0" w:space="0" w:color="000000"/>
-              <w:left w:val="none" w:sz="0" w:space="0" w:color="000000"/>
-              <w:right w:val="none" w:sz="0" w:space="0" w:color="000000"/>
-            </w:tcBorders>
-            <w:shd w:val="clear" w:color="auto" w:fill="FFFFFF"/>
-            <w:tcMar>
-              <w:top w:w="0" w:type="dxa"/>
-              <w:bottom w:w="0" w:type="dxa"/>
-              <w:left w:w="0" w:type="dxa"/>
-              <w:right w:w="0" w:type="dxa"/>
-            </w:tcMar>
-            <w:vAlign w:val="center"/>
-          </w:tcPr>
-          <w:p>
-            <w:pPr>
-              <w:pStyle w:val="Normal"/>
-              <w:jc w:val="right"/>
-              <w:pBdr>
-                <w:bottom w:val="none" w:sz="0" w:space="0" w:color="000000"/>
-                <w:top w:val="none" w:sz="0" w:space="0" w:color="000000"/>
-                <w:left w:val="none" w:sz="0" w:space="0" w:color="000000"/>
-                <w:right w:val="none" w:sz="0" w:space="0" w:color="000000"/>
-              </w:pBdr>
-              <w:spacing w:after="100" w:before="100" w:line="240"/>
-              <w:ind w:left="100" w:right="100" w:firstLine="0" w:firstLineChars="0"/>
-              <w:rPr>
-                <w:rFonts w:ascii="Arial" w:hAnsi="Arial" w:eastAsia="Arial" w:cs="Arial"/>
-                <w:i w:val="false"/>
-                <w:b w:val="false"/>
-                <w:u w:val="none"/>
-                <w:strike w:val="false"/>
-                <w:sz w:val="22"/>
-                <w:szCs w:val="22"/>
-                <w:color w:val="000000"/>
-              </w:rPr>
-            </w:pPr>
-            <w:r>
-              <w:rPr>
-                <w:rFonts w:ascii="Arial" w:hAnsi="Arial" w:eastAsia="Arial" w:cs="Arial"/>
-                <w:i w:val="false"/>
-                <w:b w:val="false"/>
-                <w:u w:val="none"/>
-                <w:strike w:val="false"/>
-                <w:sz w:val="22"/>
-                <w:szCs w:val="22"/>
-                <w:color w:val="000000"/>
-              </w:rPr>
-              <w:t xml:space="preserve">0.0236</w:t>
-            </w:r>
-          </w:p>
-        </w:tc>
-        <w:tc>
-          <w:tcPr>
-            <w:tcBorders>
-              <w:bottom w:val="none" w:sz="0" w:space="0" w:color="000000"/>
-              <w:top w:val="none" w:sz="0" w:space="0" w:color="000000"/>
-              <w:left w:val="none" w:sz="0" w:space="0" w:color="000000"/>
-              <w:right w:val="none" w:sz="0" w:space="0" w:color="000000"/>
-            </w:tcBorders>
-            <w:shd w:val="clear" w:color="auto" w:fill="FFFFFF"/>
-            <w:tcMar>
-              <w:top w:w="0" w:type="dxa"/>
-              <w:bottom w:w="0" w:type="dxa"/>
-              <w:left w:w="0" w:type="dxa"/>
-              <w:right w:w="0" w:type="dxa"/>
-            </w:tcMar>
-            <w:vAlign w:val="center"/>
-          </w:tcPr>
-          <w:p>
-            <w:pPr>
-              <w:pStyle w:val="Normal"/>
-              <w:jc w:val="right"/>
-              <w:pBdr>
-                <w:bottom w:val="none" w:sz="0" w:space="0" w:color="000000"/>
-                <w:top w:val="none" w:sz="0" w:space="0" w:color="000000"/>
-                <w:left w:val="none" w:sz="0" w:space="0" w:color="000000"/>
-                <w:right w:val="none" w:sz="0" w:space="0" w:color="000000"/>
-              </w:pBdr>
-              <w:spacing w:after="100" w:before="100" w:line="240"/>
-              <w:ind w:left="100" w:right="100" w:firstLine="0" w:firstLineChars="0"/>
-              <w:rPr>
-                <w:rFonts w:ascii="Arial" w:hAnsi="Arial" w:eastAsia="Arial" w:cs="Arial"/>
-                <w:i w:val="false"/>
-                <w:b w:val="false"/>
-                <w:u w:val="none"/>
-                <w:strike w:val="false"/>
-                <w:sz w:val="22"/>
-                <w:szCs w:val="22"/>
-                <w:color w:val="000000"/>
-              </w:rPr>
-            </w:pPr>
-            <w:r>
-              <w:rPr>
-                <w:rFonts w:ascii="Arial" w:hAnsi="Arial" w:eastAsia="Arial" w:cs="Arial"/>
-                <w:i w:val="false"/>
-                <w:b w:val="false"/>
-                <w:u w:val="none"/>
-                <w:strike w:val="false"/>
-                <w:sz w:val="22"/>
-                <w:szCs w:val="22"/>
-                <w:color w:val="000000"/>
-              </w:rPr>
-              <w:t xml:space="preserve">-0.0124</w:t>
-            </w:r>
-          </w:p>
-        </w:tc>
-        <w:tc>
-          <w:tcPr>
-            <w:tcBorders>
-              <w:bottom w:val="none" w:sz="0" w:space="0" w:color="000000"/>
-              <w:top w:val="none" w:sz="0" w:space="0" w:color="000000"/>
-              <w:left w:val="none" w:sz="0" w:space="0" w:color="000000"/>
-              <w:right w:val="none" w:sz="0" w:space="0" w:color="000000"/>
-            </w:tcBorders>
-            <w:shd w:val="clear" w:color="auto" w:fill="FFFFFF"/>
-            <w:tcMar>
-              <w:top w:w="0" w:type="dxa"/>
-              <w:bottom w:w="0" w:type="dxa"/>
-              <w:left w:w="0" w:type="dxa"/>
-              <w:right w:w="0" w:type="dxa"/>
-            </w:tcMar>
-            <w:vAlign w:val="center"/>
-          </w:tcPr>
-          <w:p>
-            <w:pPr>
-              <w:pStyle w:val="Normal"/>
-              <w:jc w:val="right"/>
-              <w:pBdr>
-                <w:bottom w:val="none" w:sz="0" w:space="0" w:color="000000"/>
-                <w:top w:val="none" w:sz="0" w:space="0" w:color="000000"/>
-                <w:left w:val="none" w:sz="0" w:space="0" w:color="000000"/>
-                <w:right w:val="none" w:sz="0" w:space="0" w:color="000000"/>
-              </w:pBdr>
-              <w:spacing w:after="100" w:before="100" w:line="240"/>
-              <w:ind w:left="100" w:right="100" w:firstLine="0" w:firstLineChars="0"/>
-              <w:rPr>
-                <w:rFonts w:ascii="Arial" w:hAnsi="Arial" w:eastAsia="Arial" w:cs="Arial"/>
-                <w:i w:val="false"/>
-                <w:b w:val="false"/>
-                <w:u w:val="none"/>
-                <w:strike w:val="false"/>
-                <w:sz w:val="22"/>
-                <w:szCs w:val="22"/>
-                <w:color w:val="000000"/>
-              </w:rPr>
-            </w:pPr>
-            <w:r>
-              <w:rPr>
-                <w:rFonts w:ascii="Arial" w:hAnsi="Arial" w:eastAsia="Arial" w:cs="Arial"/>
-                <w:i w:val="false"/>
-                <w:b w:val="false"/>
-                <w:u w:val="none"/>
-                <w:strike w:val="false"/>
-                <w:sz w:val="22"/>
-                <w:szCs w:val="22"/>
-                <w:color w:val="000000"/>
-              </w:rPr>
-              <w:t xml:space="preserve">0.0802</w:t>
+              <w:t xml:space="preserve">0.0733</w:t>
+            </w:r>
+          </w:p>
+        </w:tc>
+        <w:tc>
+          <w:tcPr>
+            <w:tcBorders>
+              <w:bottom w:val="none" w:sz="0" w:space="0" w:color="000000"/>
+              <w:top w:val="none" w:sz="0" w:space="0" w:color="000000"/>
+              <w:left w:val="none" w:sz="0" w:space="0" w:color="000000"/>
+              <w:right w:val="none" w:sz="0" w:space="0" w:color="000000"/>
+            </w:tcBorders>
+            <w:shd w:val="clear" w:color="auto" w:fill="FFFFFF"/>
+            <w:tcMar>
+              <w:top w:w="0" w:type="dxa"/>
+              <w:bottom w:w="0" w:type="dxa"/>
+              <w:left w:w="0" w:type="dxa"/>
+              <w:right w:w="0" w:type="dxa"/>
+            </w:tcMar>
+            <w:vAlign w:val="center"/>
+          </w:tcPr>
+          <w:p>
+            <w:pPr>
+              <w:pStyle w:val="Normal"/>
+              <w:jc w:val="right"/>
+              <w:pBdr>
+                <w:bottom w:val="none" w:sz="0" w:space="0" w:color="000000"/>
+                <w:top w:val="none" w:sz="0" w:space="0" w:color="000000"/>
+                <w:left w:val="none" w:sz="0" w:space="0" w:color="000000"/>
+                <w:right w:val="none" w:sz="0" w:space="0" w:color="000000"/>
+              </w:pBdr>
+              <w:spacing w:after="100" w:before="100" w:line="240"/>
+              <w:ind w:left="100" w:right="100" w:firstLine="0" w:firstLineChars="0"/>
+              <w:rPr>
+                <w:rFonts w:ascii="Arial" w:hAnsi="Arial" w:eastAsia="Arial" w:cs="Arial"/>
+                <w:i w:val="false"/>
+                <w:b w:val="false"/>
+                <w:u w:val="none"/>
+                <w:strike w:val="false"/>
+                <w:sz w:val="22"/>
+                <w:szCs w:val="22"/>
+                <w:color w:val="000000"/>
+              </w:rPr>
+            </w:pPr>
+            <w:r>
+              <w:rPr>
+                <w:rFonts w:ascii="Arial" w:hAnsi="Arial" w:eastAsia="Arial" w:cs="Arial"/>
+                <w:i w:val="false"/>
+                <w:b w:val="false"/>
+                <w:u w:val="none"/>
+                <w:strike w:val="false"/>
+                <w:sz w:val="22"/>
+                <w:szCs w:val="22"/>
+                <w:color w:val="000000"/>
+              </w:rPr>
+              <w:t xml:space="preserve">0.0241</w:t>
+            </w:r>
+          </w:p>
+        </w:tc>
+        <w:tc>
+          <w:tcPr>
+            <w:tcBorders>
+              <w:bottom w:val="none" w:sz="0" w:space="0" w:color="000000"/>
+              <w:top w:val="none" w:sz="0" w:space="0" w:color="000000"/>
+              <w:left w:val="none" w:sz="0" w:space="0" w:color="000000"/>
+              <w:right w:val="none" w:sz="0" w:space="0" w:color="000000"/>
+            </w:tcBorders>
+            <w:shd w:val="clear" w:color="auto" w:fill="FFFFFF"/>
+            <w:tcMar>
+              <w:top w:w="0" w:type="dxa"/>
+              <w:bottom w:w="0" w:type="dxa"/>
+              <w:left w:w="0" w:type="dxa"/>
+              <w:right w:w="0" w:type="dxa"/>
+            </w:tcMar>
+            <w:vAlign w:val="center"/>
+          </w:tcPr>
+          <w:p>
+            <w:pPr>
+              <w:pStyle w:val="Normal"/>
+              <w:jc w:val="right"/>
+              <w:pBdr>
+                <w:bottom w:val="none" w:sz="0" w:space="0" w:color="000000"/>
+                <w:top w:val="none" w:sz="0" w:space="0" w:color="000000"/>
+                <w:left w:val="none" w:sz="0" w:space="0" w:color="000000"/>
+                <w:right w:val="none" w:sz="0" w:space="0" w:color="000000"/>
+              </w:pBdr>
+              <w:spacing w:after="100" w:before="100" w:line="240"/>
+              <w:ind w:left="100" w:right="100" w:firstLine="0" w:firstLineChars="0"/>
+              <w:rPr>
+                <w:rFonts w:ascii="Arial" w:hAnsi="Arial" w:eastAsia="Arial" w:cs="Arial"/>
+                <w:i w:val="false"/>
+                <w:b w:val="false"/>
+                <w:u w:val="none"/>
+                <w:strike w:val="false"/>
+                <w:sz w:val="22"/>
+                <w:szCs w:val="22"/>
+                <w:color w:val="000000"/>
+              </w:rPr>
+            </w:pPr>
+            <w:r>
+              <w:rPr>
+                <w:rFonts w:ascii="Arial" w:hAnsi="Arial" w:eastAsia="Arial" w:cs="Arial"/>
+                <w:i w:val="false"/>
+                <w:b w:val="false"/>
+                <w:u w:val="none"/>
+                <w:strike w:val="false"/>
+                <w:sz w:val="22"/>
+                <w:szCs w:val="22"/>
+                <w:color w:val="000000"/>
+              </w:rPr>
+              <w:t xml:space="preserve">0.0260</w:t>
+            </w:r>
+          </w:p>
+        </w:tc>
+        <w:tc>
+          <w:tcPr>
+            <w:tcBorders>
+              <w:bottom w:val="none" w:sz="0" w:space="0" w:color="000000"/>
+              <w:top w:val="none" w:sz="0" w:space="0" w:color="000000"/>
+              <w:left w:val="none" w:sz="0" w:space="0" w:color="000000"/>
+              <w:right w:val="none" w:sz="0" w:space="0" w:color="000000"/>
+            </w:tcBorders>
+            <w:shd w:val="clear" w:color="auto" w:fill="FFFFFF"/>
+            <w:tcMar>
+              <w:top w:w="0" w:type="dxa"/>
+              <w:bottom w:w="0" w:type="dxa"/>
+              <w:left w:w="0" w:type="dxa"/>
+              <w:right w:w="0" w:type="dxa"/>
+            </w:tcMar>
+            <w:vAlign w:val="center"/>
+          </w:tcPr>
+          <w:p>
+            <w:pPr>
+              <w:pStyle w:val="Normal"/>
+              <w:jc w:val="right"/>
+              <w:pBdr>
+                <w:bottom w:val="none" w:sz="0" w:space="0" w:color="000000"/>
+                <w:top w:val="none" w:sz="0" w:space="0" w:color="000000"/>
+                <w:left w:val="none" w:sz="0" w:space="0" w:color="000000"/>
+                <w:right w:val="none" w:sz="0" w:space="0" w:color="000000"/>
+              </w:pBdr>
+              <w:spacing w:after="100" w:before="100" w:line="240"/>
+              <w:ind w:left="100" w:right="100" w:firstLine="0" w:firstLineChars="0"/>
+              <w:rPr>
+                <w:rFonts w:ascii="Arial" w:hAnsi="Arial" w:eastAsia="Arial" w:cs="Arial"/>
+                <w:i w:val="false"/>
+                <w:b w:val="false"/>
+                <w:u w:val="none"/>
+                <w:strike w:val="false"/>
+                <w:sz w:val="22"/>
+                <w:szCs w:val="22"/>
+                <w:color w:val="000000"/>
+              </w:rPr>
+            </w:pPr>
+            <w:r>
+              <w:rPr>
+                <w:rFonts w:ascii="Arial" w:hAnsi="Arial" w:eastAsia="Arial" w:cs="Arial"/>
+                <w:i w:val="false"/>
+                <w:b w:val="false"/>
+                <w:u w:val="none"/>
+                <w:strike w:val="false"/>
+                <w:sz w:val="22"/>
+                <w:szCs w:val="22"/>
+                <w:color w:val="000000"/>
+              </w:rPr>
+              <w:t xml:space="preserve">0.1206</w:t>
             </w:r>
           </w:p>
         </w:tc>
@@ -4944,172 +4944,172 @@
                 <w:szCs w:val="22"/>
                 <w:color w:val="000000"/>
               </w:rPr>
-              <w:t xml:space="preserve">0.0240</w:t>
-            </w:r>
-          </w:p>
-        </w:tc>
-        <w:tc>
-          <w:tcPr>
-            <w:tcBorders>
-              <w:bottom w:val="none" w:sz="0" w:space="0" w:color="000000"/>
-              <w:top w:val="none" w:sz="0" w:space="0" w:color="000000"/>
-              <w:left w:val="none" w:sz="0" w:space="0" w:color="000000"/>
-              <w:right w:val="none" w:sz="0" w:space="0" w:color="000000"/>
-            </w:tcBorders>
-            <w:shd w:val="clear" w:color="auto" w:fill="FFFFFF"/>
-            <w:tcMar>
-              <w:top w:w="0" w:type="dxa"/>
-              <w:bottom w:w="0" w:type="dxa"/>
-              <w:left w:w="0" w:type="dxa"/>
-              <w:right w:w="0" w:type="dxa"/>
-            </w:tcMar>
-            <w:vAlign w:val="center"/>
-          </w:tcPr>
-          <w:p>
-            <w:pPr>
-              <w:pStyle w:val="Normal"/>
-              <w:jc w:val="right"/>
-              <w:pBdr>
-                <w:bottom w:val="none" w:sz="0" w:space="0" w:color="000000"/>
-                <w:top w:val="none" w:sz="0" w:space="0" w:color="000000"/>
-                <w:left w:val="none" w:sz="0" w:space="0" w:color="000000"/>
-                <w:right w:val="none" w:sz="0" w:space="0" w:color="000000"/>
-              </w:pBdr>
-              <w:spacing w:after="100" w:before="100" w:line="240"/>
-              <w:ind w:left="100" w:right="100" w:firstLine="0" w:firstLineChars="0"/>
-              <w:rPr>
-                <w:rFonts w:ascii="Arial" w:hAnsi="Arial" w:eastAsia="Arial" w:cs="Arial"/>
-                <w:i w:val="false"/>
-                <w:b w:val="false"/>
-                <w:u w:val="none"/>
-                <w:strike w:val="false"/>
-                <w:sz w:val="22"/>
-                <w:szCs w:val="22"/>
-                <w:color w:val="000000"/>
-              </w:rPr>
-            </w:pPr>
-            <w:r>
-              <w:rPr>
-                <w:rFonts w:ascii="Arial" w:hAnsi="Arial" w:eastAsia="Arial" w:cs="Arial"/>
-                <w:i w:val="false"/>
-                <w:b w:val="false"/>
-                <w:u w:val="none"/>
-                <w:strike w:val="false"/>
-                <w:sz w:val="22"/>
-                <w:szCs w:val="22"/>
-                <w:color w:val="000000"/>
-              </w:rPr>
-              <w:t xml:space="preserve">0.0219</w:t>
-            </w:r>
-          </w:p>
-        </w:tc>
-        <w:tc>
-          <w:tcPr>
-            <w:tcBorders>
-              <w:bottom w:val="none" w:sz="0" w:space="0" w:color="000000"/>
-              <w:top w:val="none" w:sz="0" w:space="0" w:color="000000"/>
-              <w:left w:val="none" w:sz="0" w:space="0" w:color="000000"/>
-              <w:right w:val="none" w:sz="0" w:space="0" w:color="000000"/>
-            </w:tcBorders>
-            <w:shd w:val="clear" w:color="auto" w:fill="FFFFFF"/>
-            <w:tcMar>
-              <w:top w:w="0" w:type="dxa"/>
-              <w:bottom w:w="0" w:type="dxa"/>
-              <w:left w:w="0" w:type="dxa"/>
-              <w:right w:w="0" w:type="dxa"/>
-            </w:tcMar>
-            <w:vAlign w:val="center"/>
-          </w:tcPr>
-          <w:p>
-            <w:pPr>
-              <w:pStyle w:val="Normal"/>
-              <w:jc w:val="right"/>
-              <w:pBdr>
-                <w:bottom w:val="none" w:sz="0" w:space="0" w:color="000000"/>
-                <w:top w:val="none" w:sz="0" w:space="0" w:color="000000"/>
-                <w:left w:val="none" w:sz="0" w:space="0" w:color="000000"/>
-                <w:right w:val="none" w:sz="0" w:space="0" w:color="000000"/>
-              </w:pBdr>
-              <w:spacing w:after="100" w:before="100" w:line="240"/>
-              <w:ind w:left="100" w:right="100" w:firstLine="0" w:firstLineChars="0"/>
-              <w:rPr>
-                <w:rFonts w:ascii="Arial" w:hAnsi="Arial" w:eastAsia="Arial" w:cs="Arial"/>
-                <w:i w:val="false"/>
-                <w:b w:val="false"/>
-                <w:u w:val="none"/>
-                <w:strike w:val="false"/>
-                <w:sz w:val="22"/>
-                <w:szCs w:val="22"/>
-                <w:color w:val="000000"/>
-              </w:rPr>
-            </w:pPr>
-            <w:r>
-              <w:rPr>
-                <w:rFonts w:ascii="Arial" w:hAnsi="Arial" w:eastAsia="Arial" w:cs="Arial"/>
-                <w:i w:val="false"/>
-                <w:b w:val="false"/>
-                <w:u w:val="none"/>
-                <w:strike w:val="false"/>
-                <w:sz w:val="22"/>
-                <w:szCs w:val="22"/>
-                <w:color w:val="000000"/>
-              </w:rPr>
-              <w:t xml:space="preserve">-0.0190</w:t>
-            </w:r>
-          </w:p>
-        </w:tc>
-        <w:tc>
-          <w:tcPr>
-            <w:tcBorders>
-              <w:bottom w:val="none" w:sz="0" w:space="0" w:color="000000"/>
-              <w:top w:val="none" w:sz="0" w:space="0" w:color="000000"/>
-              <w:left w:val="none" w:sz="0" w:space="0" w:color="000000"/>
-              <w:right w:val="none" w:sz="0" w:space="0" w:color="000000"/>
-            </w:tcBorders>
-            <w:shd w:val="clear" w:color="auto" w:fill="FFFFFF"/>
-            <w:tcMar>
-              <w:top w:w="0" w:type="dxa"/>
-              <w:bottom w:w="0" w:type="dxa"/>
-              <w:left w:w="0" w:type="dxa"/>
-              <w:right w:w="0" w:type="dxa"/>
-            </w:tcMar>
-            <w:vAlign w:val="center"/>
-          </w:tcPr>
-          <w:p>
-            <w:pPr>
-              <w:pStyle w:val="Normal"/>
-              <w:jc w:val="right"/>
-              <w:pBdr>
-                <w:bottom w:val="none" w:sz="0" w:space="0" w:color="000000"/>
-                <w:top w:val="none" w:sz="0" w:space="0" w:color="000000"/>
-                <w:left w:val="none" w:sz="0" w:space="0" w:color="000000"/>
-                <w:right w:val="none" w:sz="0" w:space="0" w:color="000000"/>
-              </w:pBdr>
-              <w:spacing w:after="100" w:before="100" w:line="240"/>
-              <w:ind w:left="100" w:right="100" w:firstLine="0" w:firstLineChars="0"/>
-              <w:rPr>
-                <w:rFonts w:ascii="Arial" w:hAnsi="Arial" w:eastAsia="Arial" w:cs="Arial"/>
-                <w:i w:val="false"/>
-                <w:b w:val="false"/>
-                <w:u w:val="none"/>
-                <w:strike w:val="false"/>
-                <w:sz w:val="22"/>
-                <w:szCs w:val="22"/>
-                <w:color w:val="000000"/>
-              </w:rPr>
-            </w:pPr>
-            <w:r>
-              <w:rPr>
-                <w:rFonts w:ascii="Arial" w:hAnsi="Arial" w:eastAsia="Arial" w:cs="Arial"/>
-                <w:i w:val="false"/>
-                <w:b w:val="false"/>
-                <w:u w:val="none"/>
-                <w:strike w:val="false"/>
-                <w:sz w:val="22"/>
-                <w:szCs w:val="22"/>
-                <w:color w:val="000000"/>
-              </w:rPr>
-              <w:t xml:space="preserve">0.0670</w:t>
+              <w:t xml:space="preserve">0.0619</w:t>
+            </w:r>
+          </w:p>
+        </w:tc>
+        <w:tc>
+          <w:tcPr>
+            <w:tcBorders>
+              <w:bottom w:val="none" w:sz="0" w:space="0" w:color="000000"/>
+              <w:top w:val="none" w:sz="0" w:space="0" w:color="000000"/>
+              <w:left w:val="none" w:sz="0" w:space="0" w:color="000000"/>
+              <w:right w:val="none" w:sz="0" w:space="0" w:color="000000"/>
+            </w:tcBorders>
+            <w:shd w:val="clear" w:color="auto" w:fill="FFFFFF"/>
+            <w:tcMar>
+              <w:top w:w="0" w:type="dxa"/>
+              <w:bottom w:w="0" w:type="dxa"/>
+              <w:left w:w="0" w:type="dxa"/>
+              <w:right w:w="0" w:type="dxa"/>
+            </w:tcMar>
+            <w:vAlign w:val="center"/>
+          </w:tcPr>
+          <w:p>
+            <w:pPr>
+              <w:pStyle w:val="Normal"/>
+              <w:jc w:val="right"/>
+              <w:pBdr>
+                <w:bottom w:val="none" w:sz="0" w:space="0" w:color="000000"/>
+                <w:top w:val="none" w:sz="0" w:space="0" w:color="000000"/>
+                <w:left w:val="none" w:sz="0" w:space="0" w:color="000000"/>
+                <w:right w:val="none" w:sz="0" w:space="0" w:color="000000"/>
+              </w:pBdr>
+              <w:spacing w:after="100" w:before="100" w:line="240"/>
+              <w:ind w:left="100" w:right="100" w:firstLine="0" w:firstLineChars="0"/>
+              <w:rPr>
+                <w:rFonts w:ascii="Arial" w:hAnsi="Arial" w:eastAsia="Arial" w:cs="Arial"/>
+                <w:i w:val="false"/>
+                <w:b w:val="false"/>
+                <w:u w:val="none"/>
+                <w:strike w:val="false"/>
+                <w:sz w:val="22"/>
+                <w:szCs w:val="22"/>
+                <w:color w:val="000000"/>
+              </w:rPr>
+            </w:pPr>
+            <w:r>
+              <w:rPr>
+                <w:rFonts w:ascii="Arial" w:hAnsi="Arial" w:eastAsia="Arial" w:cs="Arial"/>
+                <w:i w:val="false"/>
+                <w:b w:val="false"/>
+                <w:u w:val="none"/>
+                <w:strike w:val="false"/>
+                <w:sz w:val="22"/>
+                <w:szCs w:val="22"/>
+                <w:color w:val="000000"/>
+              </w:rPr>
+              <w:t xml:space="preserve">0.0224</w:t>
+            </w:r>
+          </w:p>
+        </w:tc>
+        <w:tc>
+          <w:tcPr>
+            <w:tcBorders>
+              <w:bottom w:val="none" w:sz="0" w:space="0" w:color="000000"/>
+              <w:top w:val="none" w:sz="0" w:space="0" w:color="000000"/>
+              <w:left w:val="none" w:sz="0" w:space="0" w:color="000000"/>
+              <w:right w:val="none" w:sz="0" w:space="0" w:color="000000"/>
+            </w:tcBorders>
+            <w:shd w:val="clear" w:color="auto" w:fill="FFFFFF"/>
+            <w:tcMar>
+              <w:top w:w="0" w:type="dxa"/>
+              <w:bottom w:w="0" w:type="dxa"/>
+              <w:left w:w="0" w:type="dxa"/>
+              <w:right w:w="0" w:type="dxa"/>
+            </w:tcMar>
+            <w:vAlign w:val="center"/>
+          </w:tcPr>
+          <w:p>
+            <w:pPr>
+              <w:pStyle w:val="Normal"/>
+              <w:jc w:val="right"/>
+              <w:pBdr>
+                <w:bottom w:val="none" w:sz="0" w:space="0" w:color="000000"/>
+                <w:top w:val="none" w:sz="0" w:space="0" w:color="000000"/>
+                <w:left w:val="none" w:sz="0" w:space="0" w:color="000000"/>
+                <w:right w:val="none" w:sz="0" w:space="0" w:color="000000"/>
+              </w:pBdr>
+              <w:spacing w:after="100" w:before="100" w:line="240"/>
+              <w:ind w:left="100" w:right="100" w:firstLine="0" w:firstLineChars="0"/>
+              <w:rPr>
+                <w:rFonts w:ascii="Arial" w:hAnsi="Arial" w:eastAsia="Arial" w:cs="Arial"/>
+                <w:i w:val="false"/>
+                <w:b w:val="false"/>
+                <w:u w:val="none"/>
+                <w:strike w:val="false"/>
+                <w:sz w:val="22"/>
+                <w:szCs w:val="22"/>
+                <w:color w:val="000000"/>
+              </w:rPr>
+            </w:pPr>
+            <w:r>
+              <w:rPr>
+                <w:rFonts w:ascii="Arial" w:hAnsi="Arial" w:eastAsia="Arial" w:cs="Arial"/>
+                <w:i w:val="false"/>
+                <w:b w:val="false"/>
+                <w:u w:val="none"/>
+                <w:strike w:val="false"/>
+                <w:sz w:val="22"/>
+                <w:szCs w:val="22"/>
+                <w:color w:val="000000"/>
+              </w:rPr>
+              <w:t xml:space="preserve">0.0179</w:t>
+            </w:r>
+          </w:p>
+        </w:tc>
+        <w:tc>
+          <w:tcPr>
+            <w:tcBorders>
+              <w:bottom w:val="none" w:sz="0" w:space="0" w:color="000000"/>
+              <w:top w:val="none" w:sz="0" w:space="0" w:color="000000"/>
+              <w:left w:val="none" w:sz="0" w:space="0" w:color="000000"/>
+              <w:right w:val="none" w:sz="0" w:space="0" w:color="000000"/>
+            </w:tcBorders>
+            <w:shd w:val="clear" w:color="auto" w:fill="FFFFFF"/>
+            <w:tcMar>
+              <w:top w:w="0" w:type="dxa"/>
+              <w:bottom w:w="0" w:type="dxa"/>
+              <w:left w:w="0" w:type="dxa"/>
+              <w:right w:w="0" w:type="dxa"/>
+            </w:tcMar>
+            <w:vAlign w:val="center"/>
+          </w:tcPr>
+          <w:p>
+            <w:pPr>
+              <w:pStyle w:val="Normal"/>
+              <w:jc w:val="right"/>
+              <w:pBdr>
+                <w:bottom w:val="none" w:sz="0" w:space="0" w:color="000000"/>
+                <w:top w:val="none" w:sz="0" w:space="0" w:color="000000"/>
+                <w:left w:val="none" w:sz="0" w:space="0" w:color="000000"/>
+                <w:right w:val="none" w:sz="0" w:space="0" w:color="000000"/>
+              </w:pBdr>
+              <w:spacing w:after="100" w:before="100" w:line="240"/>
+              <w:ind w:left="100" w:right="100" w:firstLine="0" w:firstLineChars="0"/>
+              <w:rPr>
+                <w:rFonts w:ascii="Arial" w:hAnsi="Arial" w:eastAsia="Arial" w:cs="Arial"/>
+                <w:i w:val="false"/>
+                <w:b w:val="false"/>
+                <w:u w:val="none"/>
+                <w:strike w:val="false"/>
+                <w:sz w:val="22"/>
+                <w:szCs w:val="22"/>
+                <w:color w:val="000000"/>
+              </w:rPr>
+            </w:pPr>
+            <w:r>
+              <w:rPr>
+                <w:rFonts w:ascii="Arial" w:hAnsi="Arial" w:eastAsia="Arial" w:cs="Arial"/>
+                <w:i w:val="false"/>
+                <w:b w:val="false"/>
+                <w:u w:val="none"/>
+                <w:strike w:val="false"/>
+                <w:sz w:val="22"/>
+                <w:szCs w:val="22"/>
+                <w:color w:val="000000"/>
+              </w:rPr>
+              <w:t xml:space="preserve">0.1058</w:t>
             </w:r>
           </w:p>
         </w:tc>
@@ -5334,172 +5334,172 @@
                 <w:szCs w:val="22"/>
                 <w:color w:val="000000"/>
               </w:rPr>
-              <w:t xml:space="preserve">-0.0025</w:t>
-            </w:r>
-          </w:p>
-        </w:tc>
-        <w:tc>
-          <w:tcPr>
-            <w:tcBorders>
-              <w:bottom w:val="none" w:sz="0" w:space="0" w:color="000000"/>
-              <w:top w:val="none" w:sz="0" w:space="0" w:color="000000"/>
-              <w:left w:val="none" w:sz="0" w:space="0" w:color="000000"/>
-              <w:right w:val="none" w:sz="0" w:space="0" w:color="000000"/>
-            </w:tcBorders>
-            <w:shd w:val="clear" w:color="auto" w:fill="FFFFFF"/>
-            <w:tcMar>
-              <w:top w:w="0" w:type="dxa"/>
-              <w:bottom w:w="0" w:type="dxa"/>
-              <w:left w:w="0" w:type="dxa"/>
-              <w:right w:w="0" w:type="dxa"/>
-            </w:tcMar>
-            <w:vAlign w:val="center"/>
-          </w:tcPr>
-          <w:p>
-            <w:pPr>
-              <w:pStyle w:val="Normal"/>
-              <w:jc w:val="right"/>
-              <w:pBdr>
-                <w:bottom w:val="none" w:sz="0" w:space="0" w:color="000000"/>
-                <w:top w:val="none" w:sz="0" w:space="0" w:color="000000"/>
-                <w:left w:val="none" w:sz="0" w:space="0" w:color="000000"/>
-                <w:right w:val="none" w:sz="0" w:space="0" w:color="000000"/>
-              </w:pBdr>
-              <w:spacing w:after="100" w:before="100" w:line="240"/>
-              <w:ind w:left="100" w:right="100" w:firstLine="0" w:firstLineChars="0"/>
-              <w:rPr>
-                <w:rFonts w:ascii="Arial" w:hAnsi="Arial" w:eastAsia="Arial" w:cs="Arial"/>
-                <w:i w:val="false"/>
-                <w:b w:val="false"/>
-                <w:u w:val="none"/>
-                <w:strike w:val="false"/>
-                <w:sz w:val="22"/>
-                <w:szCs w:val="22"/>
-                <w:color w:val="000000"/>
-              </w:rPr>
-            </w:pPr>
-            <w:r>
-              <w:rPr>
-                <w:rFonts w:ascii="Arial" w:hAnsi="Arial" w:eastAsia="Arial" w:cs="Arial"/>
-                <w:i w:val="false"/>
-                <w:b w:val="false"/>
-                <w:u w:val="none"/>
-                <w:strike w:val="false"/>
-                <w:sz w:val="22"/>
-                <w:szCs w:val="22"/>
-                <w:color w:val="000000"/>
-              </w:rPr>
-              <w:t xml:space="preserve">0.0188</w:t>
-            </w:r>
-          </w:p>
-        </w:tc>
-        <w:tc>
-          <w:tcPr>
-            <w:tcBorders>
-              <w:bottom w:val="none" w:sz="0" w:space="0" w:color="000000"/>
-              <w:top w:val="none" w:sz="0" w:space="0" w:color="000000"/>
-              <w:left w:val="none" w:sz="0" w:space="0" w:color="000000"/>
-              <w:right w:val="none" w:sz="0" w:space="0" w:color="000000"/>
-            </w:tcBorders>
-            <w:shd w:val="clear" w:color="auto" w:fill="FFFFFF"/>
-            <w:tcMar>
-              <w:top w:w="0" w:type="dxa"/>
-              <w:bottom w:w="0" w:type="dxa"/>
-              <w:left w:w="0" w:type="dxa"/>
-              <w:right w:w="0" w:type="dxa"/>
-            </w:tcMar>
-            <w:vAlign w:val="center"/>
-          </w:tcPr>
-          <w:p>
-            <w:pPr>
-              <w:pStyle w:val="Normal"/>
-              <w:jc w:val="right"/>
-              <w:pBdr>
-                <w:bottom w:val="none" w:sz="0" w:space="0" w:color="000000"/>
-                <w:top w:val="none" w:sz="0" w:space="0" w:color="000000"/>
-                <w:left w:val="none" w:sz="0" w:space="0" w:color="000000"/>
-                <w:right w:val="none" w:sz="0" w:space="0" w:color="000000"/>
-              </w:pBdr>
-              <w:spacing w:after="100" w:before="100" w:line="240"/>
-              <w:ind w:left="100" w:right="100" w:firstLine="0" w:firstLineChars="0"/>
-              <w:rPr>
-                <w:rFonts w:ascii="Arial" w:hAnsi="Arial" w:eastAsia="Arial" w:cs="Arial"/>
-                <w:i w:val="false"/>
-                <w:b w:val="false"/>
-                <w:u w:val="none"/>
-                <w:strike w:val="false"/>
-                <w:sz w:val="22"/>
-                <w:szCs w:val="22"/>
-                <w:color w:val="000000"/>
-              </w:rPr>
-            </w:pPr>
-            <w:r>
-              <w:rPr>
-                <w:rFonts w:ascii="Arial" w:hAnsi="Arial" w:eastAsia="Arial" w:cs="Arial"/>
-                <w:i w:val="false"/>
-                <w:b w:val="false"/>
-                <w:u w:val="none"/>
-                <w:strike w:val="false"/>
-                <w:sz w:val="22"/>
-                <w:szCs w:val="22"/>
-                <w:color w:val="000000"/>
-              </w:rPr>
-              <w:t xml:space="preserve">-0.0394</w:t>
-            </w:r>
-          </w:p>
-        </w:tc>
-        <w:tc>
-          <w:tcPr>
-            <w:tcBorders>
-              <w:bottom w:val="none" w:sz="0" w:space="0" w:color="000000"/>
-              <w:top w:val="none" w:sz="0" w:space="0" w:color="000000"/>
-              <w:left w:val="none" w:sz="0" w:space="0" w:color="000000"/>
-              <w:right w:val="none" w:sz="0" w:space="0" w:color="000000"/>
-            </w:tcBorders>
-            <w:shd w:val="clear" w:color="auto" w:fill="FFFFFF"/>
-            <w:tcMar>
-              <w:top w:w="0" w:type="dxa"/>
-              <w:bottom w:w="0" w:type="dxa"/>
-              <w:left w:w="0" w:type="dxa"/>
-              <w:right w:w="0" w:type="dxa"/>
-            </w:tcMar>
-            <w:vAlign w:val="center"/>
-          </w:tcPr>
-          <w:p>
-            <w:pPr>
-              <w:pStyle w:val="Normal"/>
-              <w:jc w:val="right"/>
-              <w:pBdr>
-                <w:bottom w:val="none" w:sz="0" w:space="0" w:color="000000"/>
-                <w:top w:val="none" w:sz="0" w:space="0" w:color="000000"/>
-                <w:left w:val="none" w:sz="0" w:space="0" w:color="000000"/>
-                <w:right w:val="none" w:sz="0" w:space="0" w:color="000000"/>
-              </w:pBdr>
-              <w:spacing w:after="100" w:before="100" w:line="240"/>
-              <w:ind w:left="100" w:right="100" w:firstLine="0" w:firstLineChars="0"/>
-              <w:rPr>
-                <w:rFonts w:ascii="Arial" w:hAnsi="Arial" w:eastAsia="Arial" w:cs="Arial"/>
-                <w:i w:val="false"/>
-                <w:b w:val="false"/>
-                <w:u w:val="none"/>
-                <w:strike w:val="false"/>
-                <w:sz w:val="22"/>
-                <w:szCs w:val="22"/>
-                <w:color w:val="000000"/>
-              </w:rPr>
-            </w:pPr>
-            <w:r>
-              <w:rPr>
-                <w:rFonts w:ascii="Arial" w:hAnsi="Arial" w:eastAsia="Arial" w:cs="Arial"/>
-                <w:i w:val="false"/>
-                <w:b w:val="false"/>
-                <w:u w:val="none"/>
-                <w:strike w:val="false"/>
-                <w:sz w:val="22"/>
-                <w:szCs w:val="22"/>
-                <w:color w:val="000000"/>
-              </w:rPr>
-              <w:t xml:space="preserve">0.0343</w:t>
+              <w:t xml:space="preserve">0.0254</w:t>
+            </w:r>
+          </w:p>
+        </w:tc>
+        <w:tc>
+          <w:tcPr>
+            <w:tcBorders>
+              <w:bottom w:val="none" w:sz="0" w:space="0" w:color="000000"/>
+              <w:top w:val="none" w:sz="0" w:space="0" w:color="000000"/>
+              <w:left w:val="none" w:sz="0" w:space="0" w:color="000000"/>
+              <w:right w:val="none" w:sz="0" w:space="0" w:color="000000"/>
+            </w:tcBorders>
+            <w:shd w:val="clear" w:color="auto" w:fill="FFFFFF"/>
+            <w:tcMar>
+              <w:top w:w="0" w:type="dxa"/>
+              <w:bottom w:w="0" w:type="dxa"/>
+              <w:left w:w="0" w:type="dxa"/>
+              <w:right w:w="0" w:type="dxa"/>
+            </w:tcMar>
+            <w:vAlign w:val="center"/>
+          </w:tcPr>
+          <w:p>
+            <w:pPr>
+              <w:pStyle w:val="Normal"/>
+              <w:jc w:val="right"/>
+              <w:pBdr>
+                <w:bottom w:val="none" w:sz="0" w:space="0" w:color="000000"/>
+                <w:top w:val="none" w:sz="0" w:space="0" w:color="000000"/>
+                <w:left w:val="none" w:sz="0" w:space="0" w:color="000000"/>
+                <w:right w:val="none" w:sz="0" w:space="0" w:color="000000"/>
+              </w:pBdr>
+              <w:spacing w:after="100" w:before="100" w:line="240"/>
+              <w:ind w:left="100" w:right="100" w:firstLine="0" w:firstLineChars="0"/>
+              <w:rPr>
+                <w:rFonts w:ascii="Arial" w:hAnsi="Arial" w:eastAsia="Arial" w:cs="Arial"/>
+                <w:i w:val="false"/>
+                <w:b w:val="false"/>
+                <w:u w:val="none"/>
+                <w:strike w:val="false"/>
+                <w:sz w:val="22"/>
+                <w:szCs w:val="22"/>
+                <w:color w:val="000000"/>
+              </w:rPr>
+            </w:pPr>
+            <w:r>
+              <w:rPr>
+                <w:rFonts w:ascii="Arial" w:hAnsi="Arial" w:eastAsia="Arial" w:cs="Arial"/>
+                <w:i w:val="false"/>
+                <w:b w:val="false"/>
+                <w:u w:val="none"/>
+                <w:strike w:val="false"/>
+                <w:sz w:val="22"/>
+                <w:szCs w:val="22"/>
+                <w:color w:val="000000"/>
+              </w:rPr>
+              <w:t xml:space="preserve">0.0191</w:t>
+            </w:r>
+          </w:p>
+        </w:tc>
+        <w:tc>
+          <w:tcPr>
+            <w:tcBorders>
+              <w:bottom w:val="none" w:sz="0" w:space="0" w:color="000000"/>
+              <w:top w:val="none" w:sz="0" w:space="0" w:color="000000"/>
+              <w:left w:val="none" w:sz="0" w:space="0" w:color="000000"/>
+              <w:right w:val="none" w:sz="0" w:space="0" w:color="000000"/>
+            </w:tcBorders>
+            <w:shd w:val="clear" w:color="auto" w:fill="FFFFFF"/>
+            <w:tcMar>
+              <w:top w:w="0" w:type="dxa"/>
+              <w:bottom w:w="0" w:type="dxa"/>
+              <w:left w:w="0" w:type="dxa"/>
+              <w:right w:w="0" w:type="dxa"/>
+            </w:tcMar>
+            <w:vAlign w:val="center"/>
+          </w:tcPr>
+          <w:p>
+            <w:pPr>
+              <w:pStyle w:val="Normal"/>
+              <w:jc w:val="right"/>
+              <w:pBdr>
+                <w:bottom w:val="none" w:sz="0" w:space="0" w:color="000000"/>
+                <w:top w:val="none" w:sz="0" w:space="0" w:color="000000"/>
+                <w:left w:val="none" w:sz="0" w:space="0" w:color="000000"/>
+                <w:right w:val="none" w:sz="0" w:space="0" w:color="000000"/>
+              </w:pBdr>
+              <w:spacing w:after="100" w:before="100" w:line="240"/>
+              <w:ind w:left="100" w:right="100" w:firstLine="0" w:firstLineChars="0"/>
+              <w:rPr>
+                <w:rFonts w:ascii="Arial" w:hAnsi="Arial" w:eastAsia="Arial" w:cs="Arial"/>
+                <w:i w:val="false"/>
+                <w:b w:val="false"/>
+                <w:u w:val="none"/>
+                <w:strike w:val="false"/>
+                <w:sz w:val="22"/>
+                <w:szCs w:val="22"/>
+                <w:color w:val="000000"/>
+              </w:rPr>
+            </w:pPr>
+            <w:r>
+              <w:rPr>
+                <w:rFonts w:ascii="Arial" w:hAnsi="Arial" w:eastAsia="Arial" w:cs="Arial"/>
+                <w:i w:val="false"/>
+                <w:b w:val="false"/>
+                <w:u w:val="none"/>
+                <w:strike w:val="false"/>
+                <w:sz w:val="22"/>
+                <w:szCs w:val="22"/>
+                <w:color w:val="000000"/>
+              </w:rPr>
+              <w:t xml:space="preserve">-0.0120</w:t>
+            </w:r>
+          </w:p>
+        </w:tc>
+        <w:tc>
+          <w:tcPr>
+            <w:tcBorders>
+              <w:bottom w:val="none" w:sz="0" w:space="0" w:color="000000"/>
+              <w:top w:val="none" w:sz="0" w:space="0" w:color="000000"/>
+              <w:left w:val="none" w:sz="0" w:space="0" w:color="000000"/>
+              <w:right w:val="none" w:sz="0" w:space="0" w:color="000000"/>
+            </w:tcBorders>
+            <w:shd w:val="clear" w:color="auto" w:fill="FFFFFF"/>
+            <w:tcMar>
+              <w:top w:w="0" w:type="dxa"/>
+              <w:bottom w:w="0" w:type="dxa"/>
+              <w:left w:w="0" w:type="dxa"/>
+              <w:right w:w="0" w:type="dxa"/>
+            </w:tcMar>
+            <w:vAlign w:val="center"/>
+          </w:tcPr>
+          <w:p>
+            <w:pPr>
+              <w:pStyle w:val="Normal"/>
+              <w:jc w:val="right"/>
+              <w:pBdr>
+                <w:bottom w:val="none" w:sz="0" w:space="0" w:color="000000"/>
+                <w:top w:val="none" w:sz="0" w:space="0" w:color="000000"/>
+                <w:left w:val="none" w:sz="0" w:space="0" w:color="000000"/>
+                <w:right w:val="none" w:sz="0" w:space="0" w:color="000000"/>
+              </w:pBdr>
+              <w:spacing w:after="100" w:before="100" w:line="240"/>
+              <w:ind w:left="100" w:right="100" w:firstLine="0" w:firstLineChars="0"/>
+              <w:rPr>
+                <w:rFonts w:ascii="Arial" w:hAnsi="Arial" w:eastAsia="Arial" w:cs="Arial"/>
+                <w:i w:val="false"/>
+                <w:b w:val="false"/>
+                <w:u w:val="none"/>
+                <w:strike w:val="false"/>
+                <w:sz w:val="22"/>
+                <w:szCs w:val="22"/>
+                <w:color w:val="000000"/>
+              </w:rPr>
+            </w:pPr>
+            <w:r>
+              <w:rPr>
+                <w:rFonts w:ascii="Arial" w:hAnsi="Arial" w:eastAsia="Arial" w:cs="Arial"/>
+                <w:i w:val="false"/>
+                <w:b w:val="false"/>
+                <w:u w:val="none"/>
+                <w:strike w:val="false"/>
+                <w:sz w:val="22"/>
+                <w:szCs w:val="22"/>
+                <w:color w:val="000000"/>
+              </w:rPr>
+              <w:t xml:space="preserve">0.0628</w:t>
             </w:r>
           </w:p>
         </w:tc>
@@ -5724,172 +5724,172 @@
                 <w:szCs w:val="22"/>
                 <w:color w:val="000000"/>
               </w:rPr>
-              <w:t xml:space="preserve">-0.0115</w:t>
-            </w:r>
-          </w:p>
-        </w:tc>
-        <w:tc>
-          <w:tcPr>
-            <w:tcBorders>
-              <w:bottom w:val="none" w:sz="0" w:space="0" w:color="000000"/>
-              <w:top w:val="none" w:sz="0" w:space="0" w:color="000000"/>
-              <w:left w:val="none" w:sz="0" w:space="0" w:color="000000"/>
-              <w:right w:val="none" w:sz="0" w:space="0" w:color="000000"/>
-            </w:tcBorders>
-            <w:shd w:val="clear" w:color="auto" w:fill="FFFFFF"/>
-            <w:tcMar>
-              <w:top w:w="0" w:type="dxa"/>
-              <w:bottom w:w="0" w:type="dxa"/>
-              <w:left w:w="0" w:type="dxa"/>
-              <w:right w:w="0" w:type="dxa"/>
-            </w:tcMar>
-            <w:vAlign w:val="center"/>
-          </w:tcPr>
-          <w:p>
-            <w:pPr>
-              <w:pStyle w:val="Normal"/>
-              <w:jc w:val="right"/>
-              <w:pBdr>
-                <w:bottom w:val="none" w:sz="0" w:space="0" w:color="000000"/>
-                <w:top w:val="none" w:sz="0" w:space="0" w:color="000000"/>
-                <w:left w:val="none" w:sz="0" w:space="0" w:color="000000"/>
-                <w:right w:val="none" w:sz="0" w:space="0" w:color="000000"/>
-              </w:pBdr>
-              <w:spacing w:after="100" w:before="100" w:line="240"/>
-              <w:ind w:left="100" w:right="100" w:firstLine="0" w:firstLineChars="0"/>
-              <w:rPr>
-                <w:rFonts w:ascii="Arial" w:hAnsi="Arial" w:eastAsia="Arial" w:cs="Arial"/>
-                <w:i w:val="false"/>
-                <w:b w:val="false"/>
-                <w:u w:val="none"/>
-                <w:strike w:val="false"/>
-                <w:sz w:val="22"/>
-                <w:szCs w:val="22"/>
-                <w:color w:val="000000"/>
-              </w:rPr>
-            </w:pPr>
-            <w:r>
-              <w:rPr>
-                <w:rFonts w:ascii="Arial" w:hAnsi="Arial" w:eastAsia="Arial" w:cs="Arial"/>
-                <w:i w:val="false"/>
-                <w:b w:val="false"/>
-                <w:u w:val="none"/>
-                <w:strike w:val="false"/>
-                <w:sz w:val="22"/>
-                <w:szCs w:val="22"/>
-                <w:color w:val="000000"/>
-              </w:rPr>
-              <w:t xml:space="preserve">0.0175</w:t>
-            </w:r>
-          </w:p>
-        </w:tc>
-        <w:tc>
-          <w:tcPr>
-            <w:tcBorders>
-              <w:bottom w:val="none" w:sz="0" w:space="0" w:color="000000"/>
-              <w:top w:val="none" w:sz="0" w:space="0" w:color="000000"/>
-              <w:left w:val="none" w:sz="0" w:space="0" w:color="000000"/>
-              <w:right w:val="none" w:sz="0" w:space="0" w:color="000000"/>
-            </w:tcBorders>
-            <w:shd w:val="clear" w:color="auto" w:fill="FFFFFF"/>
-            <w:tcMar>
-              <w:top w:w="0" w:type="dxa"/>
-              <w:bottom w:w="0" w:type="dxa"/>
-              <w:left w:w="0" w:type="dxa"/>
-              <w:right w:w="0" w:type="dxa"/>
-            </w:tcMar>
-            <w:vAlign w:val="center"/>
-          </w:tcPr>
-          <w:p>
-            <w:pPr>
-              <w:pStyle w:val="Normal"/>
-              <w:jc w:val="right"/>
-              <w:pBdr>
-                <w:bottom w:val="none" w:sz="0" w:space="0" w:color="000000"/>
-                <w:top w:val="none" w:sz="0" w:space="0" w:color="000000"/>
-                <w:left w:val="none" w:sz="0" w:space="0" w:color="000000"/>
-                <w:right w:val="none" w:sz="0" w:space="0" w:color="000000"/>
-              </w:pBdr>
-              <w:spacing w:after="100" w:before="100" w:line="240"/>
-              <w:ind w:left="100" w:right="100" w:firstLine="0" w:firstLineChars="0"/>
-              <w:rPr>
-                <w:rFonts w:ascii="Arial" w:hAnsi="Arial" w:eastAsia="Arial" w:cs="Arial"/>
-                <w:i w:val="false"/>
-                <w:b w:val="false"/>
-                <w:u w:val="none"/>
-                <w:strike w:val="false"/>
-                <w:sz w:val="22"/>
-                <w:szCs w:val="22"/>
-                <w:color w:val="000000"/>
-              </w:rPr>
-            </w:pPr>
-            <w:r>
-              <w:rPr>
-                <w:rFonts w:ascii="Arial" w:hAnsi="Arial" w:eastAsia="Arial" w:cs="Arial"/>
-                <w:i w:val="false"/>
-                <w:b w:val="false"/>
-                <w:u w:val="none"/>
-                <w:strike w:val="false"/>
-                <w:sz w:val="22"/>
-                <w:szCs w:val="22"/>
-                <w:color w:val="000000"/>
-              </w:rPr>
-              <w:t xml:space="preserve">-0.0458</w:t>
-            </w:r>
-          </w:p>
-        </w:tc>
-        <w:tc>
-          <w:tcPr>
-            <w:tcBorders>
-              <w:bottom w:val="none" w:sz="0" w:space="0" w:color="000000"/>
-              <w:top w:val="none" w:sz="0" w:space="0" w:color="000000"/>
-              <w:left w:val="none" w:sz="0" w:space="0" w:color="000000"/>
-              <w:right w:val="none" w:sz="0" w:space="0" w:color="000000"/>
-            </w:tcBorders>
-            <w:shd w:val="clear" w:color="auto" w:fill="FFFFFF"/>
-            <w:tcMar>
-              <w:top w:w="0" w:type="dxa"/>
-              <w:bottom w:w="0" w:type="dxa"/>
-              <w:left w:w="0" w:type="dxa"/>
-              <w:right w:w="0" w:type="dxa"/>
-            </w:tcMar>
-            <w:vAlign w:val="center"/>
-          </w:tcPr>
-          <w:p>
-            <w:pPr>
-              <w:pStyle w:val="Normal"/>
-              <w:jc w:val="right"/>
-              <w:pBdr>
-                <w:bottom w:val="none" w:sz="0" w:space="0" w:color="000000"/>
-                <w:top w:val="none" w:sz="0" w:space="0" w:color="000000"/>
-                <w:left w:val="none" w:sz="0" w:space="0" w:color="000000"/>
-                <w:right w:val="none" w:sz="0" w:space="0" w:color="000000"/>
-              </w:pBdr>
-              <w:spacing w:after="100" w:before="100" w:line="240"/>
-              <w:ind w:left="100" w:right="100" w:firstLine="0" w:firstLineChars="0"/>
-              <w:rPr>
-                <w:rFonts w:ascii="Arial" w:hAnsi="Arial" w:eastAsia="Arial" w:cs="Arial"/>
-                <w:i w:val="false"/>
-                <w:b w:val="false"/>
-                <w:u w:val="none"/>
-                <w:strike w:val="false"/>
-                <w:sz w:val="22"/>
-                <w:szCs w:val="22"/>
-                <w:color w:val="000000"/>
-              </w:rPr>
-            </w:pPr>
-            <w:r>
-              <w:rPr>
-                <w:rFonts w:ascii="Arial" w:hAnsi="Arial" w:eastAsia="Arial" w:cs="Arial"/>
-                <w:i w:val="false"/>
-                <w:b w:val="false"/>
-                <w:u w:val="none"/>
-                <w:strike w:val="false"/>
-                <w:sz w:val="22"/>
-                <w:szCs w:val="22"/>
-                <w:color w:val="000000"/>
-              </w:rPr>
-              <w:t xml:space="preserve">0.0229</w:t>
+              <w:t xml:space="preserve">0.0113</w:t>
+            </w:r>
+          </w:p>
+        </w:tc>
+        <w:tc>
+          <w:tcPr>
+            <w:tcBorders>
+              <w:bottom w:val="none" w:sz="0" w:space="0" w:color="000000"/>
+              <w:top w:val="none" w:sz="0" w:space="0" w:color="000000"/>
+              <w:left w:val="none" w:sz="0" w:space="0" w:color="000000"/>
+              <w:right w:val="none" w:sz="0" w:space="0" w:color="000000"/>
+            </w:tcBorders>
+            <w:shd w:val="clear" w:color="auto" w:fill="FFFFFF"/>
+            <w:tcMar>
+              <w:top w:w="0" w:type="dxa"/>
+              <w:bottom w:w="0" w:type="dxa"/>
+              <w:left w:w="0" w:type="dxa"/>
+              <w:right w:w="0" w:type="dxa"/>
+            </w:tcMar>
+            <w:vAlign w:val="center"/>
+          </w:tcPr>
+          <w:p>
+            <w:pPr>
+              <w:pStyle w:val="Normal"/>
+              <w:jc w:val="right"/>
+              <w:pBdr>
+                <w:bottom w:val="none" w:sz="0" w:space="0" w:color="000000"/>
+                <w:top w:val="none" w:sz="0" w:space="0" w:color="000000"/>
+                <w:left w:val="none" w:sz="0" w:space="0" w:color="000000"/>
+                <w:right w:val="none" w:sz="0" w:space="0" w:color="000000"/>
+              </w:pBdr>
+              <w:spacing w:after="100" w:before="100" w:line="240"/>
+              <w:ind w:left="100" w:right="100" w:firstLine="0" w:firstLineChars="0"/>
+              <w:rPr>
+                <w:rFonts w:ascii="Arial" w:hAnsi="Arial" w:eastAsia="Arial" w:cs="Arial"/>
+                <w:i w:val="false"/>
+                <w:b w:val="false"/>
+                <w:u w:val="none"/>
+                <w:strike w:val="false"/>
+                <w:sz w:val="22"/>
+                <w:szCs w:val="22"/>
+                <w:color w:val="000000"/>
+              </w:rPr>
+            </w:pPr>
+            <w:r>
+              <w:rPr>
+                <w:rFonts w:ascii="Arial" w:hAnsi="Arial" w:eastAsia="Arial" w:cs="Arial"/>
+                <w:i w:val="false"/>
+                <w:b w:val="false"/>
+                <w:u w:val="none"/>
+                <w:strike w:val="false"/>
+                <w:sz w:val="22"/>
+                <w:szCs w:val="22"/>
+                <w:color w:val="000000"/>
+              </w:rPr>
+              <w:t xml:space="preserve">0.0178</w:t>
+            </w:r>
+          </w:p>
+        </w:tc>
+        <w:tc>
+          <w:tcPr>
+            <w:tcBorders>
+              <w:bottom w:val="none" w:sz="0" w:space="0" w:color="000000"/>
+              <w:top w:val="none" w:sz="0" w:space="0" w:color="000000"/>
+              <w:left w:val="none" w:sz="0" w:space="0" w:color="000000"/>
+              <w:right w:val="none" w:sz="0" w:space="0" w:color="000000"/>
+            </w:tcBorders>
+            <w:shd w:val="clear" w:color="auto" w:fill="FFFFFF"/>
+            <w:tcMar>
+              <w:top w:w="0" w:type="dxa"/>
+              <w:bottom w:w="0" w:type="dxa"/>
+              <w:left w:w="0" w:type="dxa"/>
+              <w:right w:w="0" w:type="dxa"/>
+            </w:tcMar>
+            <w:vAlign w:val="center"/>
+          </w:tcPr>
+          <w:p>
+            <w:pPr>
+              <w:pStyle w:val="Normal"/>
+              <w:jc w:val="right"/>
+              <w:pBdr>
+                <w:bottom w:val="none" w:sz="0" w:space="0" w:color="000000"/>
+                <w:top w:val="none" w:sz="0" w:space="0" w:color="000000"/>
+                <w:left w:val="none" w:sz="0" w:space="0" w:color="000000"/>
+                <w:right w:val="none" w:sz="0" w:space="0" w:color="000000"/>
+              </w:pBdr>
+              <w:spacing w:after="100" w:before="100" w:line="240"/>
+              <w:ind w:left="100" w:right="100" w:firstLine="0" w:firstLineChars="0"/>
+              <w:rPr>
+                <w:rFonts w:ascii="Arial" w:hAnsi="Arial" w:eastAsia="Arial" w:cs="Arial"/>
+                <w:i w:val="false"/>
+                <w:b w:val="false"/>
+                <w:u w:val="none"/>
+                <w:strike w:val="false"/>
+                <w:sz w:val="22"/>
+                <w:szCs w:val="22"/>
+                <w:color w:val="000000"/>
+              </w:rPr>
+            </w:pPr>
+            <w:r>
+              <w:rPr>
+                <w:rFonts w:ascii="Arial" w:hAnsi="Arial" w:eastAsia="Arial" w:cs="Arial"/>
+                <w:i w:val="false"/>
+                <w:b w:val="false"/>
+                <w:u w:val="none"/>
+                <w:strike w:val="false"/>
+                <w:sz w:val="22"/>
+                <w:szCs w:val="22"/>
+                <w:color w:val="000000"/>
+              </w:rPr>
+              <w:t xml:space="preserve">-0.0236</w:t>
+            </w:r>
+          </w:p>
+        </w:tc>
+        <w:tc>
+          <w:tcPr>
+            <w:tcBorders>
+              <w:bottom w:val="none" w:sz="0" w:space="0" w:color="000000"/>
+              <w:top w:val="none" w:sz="0" w:space="0" w:color="000000"/>
+              <w:left w:val="none" w:sz="0" w:space="0" w:color="000000"/>
+              <w:right w:val="none" w:sz="0" w:space="0" w:color="000000"/>
+            </w:tcBorders>
+            <w:shd w:val="clear" w:color="auto" w:fill="FFFFFF"/>
+            <w:tcMar>
+              <w:top w:w="0" w:type="dxa"/>
+              <w:bottom w:w="0" w:type="dxa"/>
+              <w:left w:w="0" w:type="dxa"/>
+              <w:right w:w="0" w:type="dxa"/>
+            </w:tcMar>
+            <w:vAlign w:val="center"/>
+          </w:tcPr>
+          <w:p>
+            <w:pPr>
+              <w:pStyle w:val="Normal"/>
+              <w:jc w:val="right"/>
+              <w:pBdr>
+                <w:bottom w:val="none" w:sz="0" w:space="0" w:color="000000"/>
+                <w:top w:val="none" w:sz="0" w:space="0" w:color="000000"/>
+                <w:left w:val="none" w:sz="0" w:space="0" w:color="000000"/>
+                <w:right w:val="none" w:sz="0" w:space="0" w:color="000000"/>
+              </w:pBdr>
+              <w:spacing w:after="100" w:before="100" w:line="240"/>
+              <w:ind w:left="100" w:right="100" w:firstLine="0" w:firstLineChars="0"/>
+              <w:rPr>
+                <w:rFonts w:ascii="Arial" w:hAnsi="Arial" w:eastAsia="Arial" w:cs="Arial"/>
+                <w:i w:val="false"/>
+                <w:b w:val="false"/>
+                <w:u w:val="none"/>
+                <w:strike w:val="false"/>
+                <w:sz w:val="22"/>
+                <w:szCs w:val="22"/>
+                <w:color w:val="000000"/>
+              </w:rPr>
+            </w:pPr>
+            <w:r>
+              <w:rPr>
+                <w:rFonts w:ascii="Arial" w:hAnsi="Arial" w:eastAsia="Arial" w:cs="Arial"/>
+                <w:i w:val="false"/>
+                <w:b w:val="false"/>
+                <w:u w:val="none"/>
+                <w:strike w:val="false"/>
+                <w:sz w:val="22"/>
+                <w:szCs w:val="22"/>
+                <w:color w:val="000000"/>
+              </w:rPr>
+              <w:t xml:space="preserve">0.0462</w:t>
             </w:r>
           </w:p>
         </w:tc>
@@ -6114,7 +6114,7 @@
                 <w:szCs w:val="22"/>
                 <w:color w:val="000000"/>
               </w:rPr>
-              <w:t xml:space="preserve">0.0022</w:t>
+              <w:t xml:space="preserve">0.0107</w:t>
             </w:r>
           </w:p>
         </w:tc>
@@ -6224,62 +6224,62 @@
                 <w:szCs w:val="22"/>
                 <w:color w:val="000000"/>
               </w:rPr>
-              <w:t xml:space="preserve">-0.0222</w:t>
-            </w:r>
-          </w:p>
-        </w:tc>
-        <w:tc>
-          <w:tcPr>
-            <w:tcBorders>
-              <w:bottom w:val="none" w:sz="0" w:space="0" w:color="000000"/>
-              <w:top w:val="none" w:sz="0" w:space="0" w:color="000000"/>
-              <w:left w:val="none" w:sz="0" w:space="0" w:color="000000"/>
-              <w:right w:val="none" w:sz="0" w:space="0" w:color="000000"/>
-            </w:tcBorders>
-            <w:shd w:val="clear" w:color="auto" w:fill="FFFFFF"/>
-            <w:tcMar>
-              <w:top w:w="0" w:type="dxa"/>
-              <w:bottom w:w="0" w:type="dxa"/>
-              <w:left w:w="0" w:type="dxa"/>
-              <w:right w:w="0" w:type="dxa"/>
-            </w:tcMar>
-            <w:vAlign w:val="center"/>
-          </w:tcPr>
-          <w:p>
-            <w:pPr>
-              <w:pStyle w:val="Normal"/>
-              <w:jc w:val="right"/>
-              <w:pBdr>
-                <w:bottom w:val="none" w:sz="0" w:space="0" w:color="000000"/>
-                <w:top w:val="none" w:sz="0" w:space="0" w:color="000000"/>
-                <w:left w:val="none" w:sz="0" w:space="0" w:color="000000"/>
-                <w:right w:val="none" w:sz="0" w:space="0" w:color="000000"/>
-              </w:pBdr>
-              <w:spacing w:after="100" w:before="100" w:line="240"/>
-              <w:ind w:left="100" w:right="100" w:firstLine="0" w:firstLineChars="0"/>
-              <w:rPr>
-                <w:rFonts w:ascii="Arial" w:hAnsi="Arial" w:eastAsia="Arial" w:cs="Arial"/>
-                <w:i w:val="false"/>
-                <w:b w:val="false"/>
-                <w:u w:val="none"/>
-                <w:strike w:val="false"/>
-                <w:sz w:val="22"/>
-                <w:szCs w:val="22"/>
-                <w:color w:val="000000"/>
-              </w:rPr>
-            </w:pPr>
-            <w:r>
-              <w:rPr>
-                <w:rFonts w:ascii="Arial" w:hAnsi="Arial" w:eastAsia="Arial" w:cs="Arial"/>
-                <w:i w:val="false"/>
-                <w:b w:val="false"/>
-                <w:u w:val="none"/>
-                <w:strike w:val="false"/>
-                <w:sz w:val="22"/>
-                <w:szCs w:val="22"/>
-                <w:color w:val="000000"/>
-              </w:rPr>
-              <w:t xml:space="preserve">0.0266</w:t>
+              <w:t xml:space="preserve">-0.0135</w:t>
+            </w:r>
+          </w:p>
+        </w:tc>
+        <w:tc>
+          <w:tcPr>
+            <w:tcBorders>
+              <w:bottom w:val="none" w:sz="0" w:space="0" w:color="000000"/>
+              <w:top w:val="none" w:sz="0" w:space="0" w:color="000000"/>
+              <w:left w:val="none" w:sz="0" w:space="0" w:color="000000"/>
+              <w:right w:val="none" w:sz="0" w:space="0" w:color="000000"/>
+            </w:tcBorders>
+            <w:shd w:val="clear" w:color="auto" w:fill="FFFFFF"/>
+            <w:tcMar>
+              <w:top w:w="0" w:type="dxa"/>
+              <w:bottom w:w="0" w:type="dxa"/>
+              <w:left w:w="0" w:type="dxa"/>
+              <w:right w:w="0" w:type="dxa"/>
+            </w:tcMar>
+            <w:vAlign w:val="center"/>
+          </w:tcPr>
+          <w:p>
+            <w:pPr>
+              <w:pStyle w:val="Normal"/>
+              <w:jc w:val="right"/>
+              <w:pBdr>
+                <w:bottom w:val="none" w:sz="0" w:space="0" w:color="000000"/>
+                <w:top w:val="none" w:sz="0" w:space="0" w:color="000000"/>
+                <w:left w:val="none" w:sz="0" w:space="0" w:color="000000"/>
+                <w:right w:val="none" w:sz="0" w:space="0" w:color="000000"/>
+              </w:pBdr>
+              <w:spacing w:after="100" w:before="100" w:line="240"/>
+              <w:ind w:left="100" w:right="100" w:firstLine="0" w:firstLineChars="0"/>
+              <w:rPr>
+                <w:rFonts w:ascii="Arial" w:hAnsi="Arial" w:eastAsia="Arial" w:cs="Arial"/>
+                <w:i w:val="false"/>
+                <w:b w:val="false"/>
+                <w:u w:val="none"/>
+                <w:strike w:val="false"/>
+                <w:sz w:val="22"/>
+                <w:szCs w:val="22"/>
+                <w:color w:val="000000"/>
+              </w:rPr>
+            </w:pPr>
+            <w:r>
+              <w:rPr>
+                <w:rFonts w:ascii="Arial" w:hAnsi="Arial" w:eastAsia="Arial" w:cs="Arial"/>
+                <w:i w:val="false"/>
+                <w:b w:val="false"/>
+                <w:u w:val="none"/>
+                <w:strike w:val="false"/>
+                <w:sz w:val="22"/>
+                <w:szCs w:val="22"/>
+                <w:color w:val="000000"/>
+              </w:rPr>
+              <w:t xml:space="preserve">0.0349</w:t>
             </w:r>
           </w:p>
         </w:tc>
@@ -6894,172 +6894,172 @@
                 <w:szCs w:val="22"/>
                 <w:color w:val="000000"/>
               </w:rPr>
-              <w:t xml:space="preserve">-0.0231</w:t>
-            </w:r>
-          </w:p>
-        </w:tc>
-        <w:tc>
-          <w:tcPr>
-            <w:tcBorders>
-              <w:bottom w:val="none" w:sz="0" w:space="0" w:color="000000"/>
-              <w:top w:val="none" w:sz="0" w:space="0" w:color="000000"/>
-              <w:left w:val="none" w:sz="0" w:space="0" w:color="000000"/>
-              <w:right w:val="none" w:sz="0" w:space="0" w:color="000000"/>
-            </w:tcBorders>
-            <w:shd w:val="clear" w:color="auto" w:fill="FFFFFF"/>
-            <w:tcMar>
-              <w:top w:w="0" w:type="dxa"/>
-              <w:bottom w:w="0" w:type="dxa"/>
-              <w:left w:w="0" w:type="dxa"/>
-              <w:right w:w="0" w:type="dxa"/>
-            </w:tcMar>
-            <w:vAlign w:val="center"/>
-          </w:tcPr>
-          <w:p>
-            <w:pPr>
-              <w:pStyle w:val="Normal"/>
-              <w:jc w:val="right"/>
-              <w:pBdr>
-                <w:bottom w:val="none" w:sz="0" w:space="0" w:color="000000"/>
-                <w:top w:val="none" w:sz="0" w:space="0" w:color="000000"/>
-                <w:left w:val="none" w:sz="0" w:space="0" w:color="000000"/>
-                <w:right w:val="none" w:sz="0" w:space="0" w:color="000000"/>
-              </w:pBdr>
-              <w:spacing w:after="100" w:before="100" w:line="240"/>
-              <w:ind w:left="100" w:right="100" w:firstLine="0" w:firstLineChars="0"/>
-              <w:rPr>
-                <w:rFonts w:ascii="Arial" w:hAnsi="Arial" w:eastAsia="Arial" w:cs="Arial"/>
-                <w:i w:val="false"/>
-                <w:b w:val="false"/>
-                <w:u w:val="none"/>
-                <w:strike w:val="false"/>
-                <w:sz w:val="22"/>
-                <w:szCs w:val="22"/>
-                <w:color w:val="000000"/>
-              </w:rPr>
-            </w:pPr>
-            <w:r>
-              <w:rPr>
-                <w:rFonts w:ascii="Arial" w:hAnsi="Arial" w:eastAsia="Arial" w:cs="Arial"/>
-                <w:i w:val="false"/>
-                <w:b w:val="false"/>
-                <w:u w:val="none"/>
-                <w:strike w:val="false"/>
-                <w:sz w:val="22"/>
-                <w:szCs w:val="22"/>
-                <w:color w:val="000000"/>
-              </w:rPr>
-              <w:t xml:space="preserve">0.0129</w:t>
-            </w:r>
-          </w:p>
-        </w:tc>
-        <w:tc>
-          <w:tcPr>
-            <w:tcBorders>
-              <w:bottom w:val="none" w:sz="0" w:space="0" w:color="000000"/>
-              <w:top w:val="none" w:sz="0" w:space="0" w:color="000000"/>
-              <w:left w:val="none" w:sz="0" w:space="0" w:color="000000"/>
-              <w:right w:val="none" w:sz="0" w:space="0" w:color="000000"/>
-            </w:tcBorders>
-            <w:shd w:val="clear" w:color="auto" w:fill="FFFFFF"/>
-            <w:tcMar>
-              <w:top w:w="0" w:type="dxa"/>
-              <w:bottom w:w="0" w:type="dxa"/>
-              <w:left w:w="0" w:type="dxa"/>
-              <w:right w:w="0" w:type="dxa"/>
-            </w:tcMar>
-            <w:vAlign w:val="center"/>
-          </w:tcPr>
-          <w:p>
-            <w:pPr>
-              <w:pStyle w:val="Normal"/>
-              <w:jc w:val="right"/>
-              <w:pBdr>
-                <w:bottom w:val="none" w:sz="0" w:space="0" w:color="000000"/>
-                <w:top w:val="none" w:sz="0" w:space="0" w:color="000000"/>
-                <w:left w:val="none" w:sz="0" w:space="0" w:color="000000"/>
-                <w:right w:val="none" w:sz="0" w:space="0" w:color="000000"/>
-              </w:pBdr>
-              <w:spacing w:after="100" w:before="100" w:line="240"/>
-              <w:ind w:left="100" w:right="100" w:firstLine="0" w:firstLineChars="0"/>
-              <w:rPr>
-                <w:rFonts w:ascii="Arial" w:hAnsi="Arial" w:eastAsia="Arial" w:cs="Arial"/>
-                <w:i w:val="false"/>
-                <w:b w:val="false"/>
-                <w:u w:val="none"/>
-                <w:strike w:val="false"/>
-                <w:sz w:val="22"/>
-                <w:szCs w:val="22"/>
-                <w:color w:val="000000"/>
-              </w:rPr>
-            </w:pPr>
-            <w:r>
-              <w:rPr>
-                <w:rFonts w:ascii="Arial" w:hAnsi="Arial" w:eastAsia="Arial" w:cs="Arial"/>
-                <w:i w:val="false"/>
-                <w:b w:val="false"/>
-                <w:u w:val="none"/>
-                <w:strike w:val="false"/>
-                <w:sz w:val="22"/>
-                <w:szCs w:val="22"/>
-                <w:color w:val="000000"/>
-              </w:rPr>
-              <w:t xml:space="preserve">-0.0484</w:t>
-            </w:r>
-          </w:p>
-        </w:tc>
-        <w:tc>
-          <w:tcPr>
-            <w:tcBorders>
-              <w:bottom w:val="none" w:sz="0" w:space="0" w:color="000000"/>
-              <w:top w:val="none" w:sz="0" w:space="0" w:color="000000"/>
-              <w:left w:val="none" w:sz="0" w:space="0" w:color="000000"/>
-              <w:right w:val="none" w:sz="0" w:space="0" w:color="000000"/>
-            </w:tcBorders>
-            <w:shd w:val="clear" w:color="auto" w:fill="FFFFFF"/>
-            <w:tcMar>
-              <w:top w:w="0" w:type="dxa"/>
-              <w:bottom w:w="0" w:type="dxa"/>
-              <w:left w:w="0" w:type="dxa"/>
-              <w:right w:w="0" w:type="dxa"/>
-            </w:tcMar>
-            <w:vAlign w:val="center"/>
-          </w:tcPr>
-          <w:p>
-            <w:pPr>
-              <w:pStyle w:val="Normal"/>
-              <w:jc w:val="right"/>
-              <w:pBdr>
-                <w:bottom w:val="none" w:sz="0" w:space="0" w:color="000000"/>
-                <w:top w:val="none" w:sz="0" w:space="0" w:color="000000"/>
-                <w:left w:val="none" w:sz="0" w:space="0" w:color="000000"/>
-                <w:right w:val="none" w:sz="0" w:space="0" w:color="000000"/>
-              </w:pBdr>
-              <w:spacing w:after="100" w:before="100" w:line="240"/>
-              <w:ind w:left="100" w:right="100" w:firstLine="0" w:firstLineChars="0"/>
-              <w:rPr>
-                <w:rFonts w:ascii="Arial" w:hAnsi="Arial" w:eastAsia="Arial" w:cs="Arial"/>
-                <w:i w:val="false"/>
-                <w:b w:val="false"/>
-                <w:u w:val="none"/>
-                <w:strike w:val="false"/>
-                <w:sz w:val="22"/>
-                <w:szCs w:val="22"/>
-                <w:color w:val="000000"/>
-              </w:rPr>
-            </w:pPr>
-            <w:r>
-              <w:rPr>
-                <w:rFonts w:ascii="Arial" w:hAnsi="Arial" w:eastAsia="Arial" w:cs="Arial"/>
-                <w:i w:val="false"/>
-                <w:b w:val="false"/>
-                <w:u w:val="none"/>
-                <w:strike w:val="false"/>
-                <w:sz w:val="22"/>
-                <w:szCs w:val="22"/>
-                <w:color w:val="000000"/>
-              </w:rPr>
-              <w:t xml:space="preserve">0.0023</w:t>
+              <w:t xml:space="preserve">-0.0207</w:t>
+            </w:r>
+          </w:p>
+        </w:tc>
+        <w:tc>
+          <w:tcPr>
+            <w:tcBorders>
+              <w:bottom w:val="none" w:sz="0" w:space="0" w:color="000000"/>
+              <w:top w:val="none" w:sz="0" w:space="0" w:color="000000"/>
+              <w:left w:val="none" w:sz="0" w:space="0" w:color="000000"/>
+              <w:right w:val="none" w:sz="0" w:space="0" w:color="000000"/>
+            </w:tcBorders>
+            <w:shd w:val="clear" w:color="auto" w:fill="FFFFFF"/>
+            <w:tcMar>
+              <w:top w:w="0" w:type="dxa"/>
+              <w:bottom w:w="0" w:type="dxa"/>
+              <w:left w:w="0" w:type="dxa"/>
+              <w:right w:w="0" w:type="dxa"/>
+            </w:tcMar>
+            <w:vAlign w:val="center"/>
+          </w:tcPr>
+          <w:p>
+            <w:pPr>
+              <w:pStyle w:val="Normal"/>
+              <w:jc w:val="right"/>
+              <w:pBdr>
+                <w:bottom w:val="none" w:sz="0" w:space="0" w:color="000000"/>
+                <w:top w:val="none" w:sz="0" w:space="0" w:color="000000"/>
+                <w:left w:val="none" w:sz="0" w:space="0" w:color="000000"/>
+                <w:right w:val="none" w:sz="0" w:space="0" w:color="000000"/>
+              </w:pBdr>
+              <w:spacing w:after="100" w:before="100" w:line="240"/>
+              <w:ind w:left="100" w:right="100" w:firstLine="0" w:firstLineChars="0"/>
+              <w:rPr>
+                <w:rFonts w:ascii="Arial" w:hAnsi="Arial" w:eastAsia="Arial" w:cs="Arial"/>
+                <w:i w:val="false"/>
+                <w:b w:val="false"/>
+                <w:u w:val="none"/>
+                <w:strike w:val="false"/>
+                <w:sz w:val="22"/>
+                <w:szCs w:val="22"/>
+                <w:color w:val="000000"/>
+              </w:rPr>
+            </w:pPr>
+            <w:r>
+              <w:rPr>
+                <w:rFonts w:ascii="Arial" w:hAnsi="Arial" w:eastAsia="Arial" w:cs="Arial"/>
+                <w:i w:val="false"/>
+                <w:b w:val="false"/>
+                <w:u w:val="none"/>
+                <w:strike w:val="false"/>
+                <w:sz w:val="22"/>
+                <w:szCs w:val="22"/>
+                <w:color w:val="000000"/>
+              </w:rPr>
+              <w:t xml:space="preserve">0.0130</w:t>
+            </w:r>
+          </w:p>
+        </w:tc>
+        <w:tc>
+          <w:tcPr>
+            <w:tcBorders>
+              <w:bottom w:val="none" w:sz="0" w:space="0" w:color="000000"/>
+              <w:top w:val="none" w:sz="0" w:space="0" w:color="000000"/>
+              <w:left w:val="none" w:sz="0" w:space="0" w:color="000000"/>
+              <w:right w:val="none" w:sz="0" w:space="0" w:color="000000"/>
+            </w:tcBorders>
+            <w:shd w:val="clear" w:color="auto" w:fill="FFFFFF"/>
+            <w:tcMar>
+              <w:top w:w="0" w:type="dxa"/>
+              <w:bottom w:w="0" w:type="dxa"/>
+              <w:left w:w="0" w:type="dxa"/>
+              <w:right w:w="0" w:type="dxa"/>
+            </w:tcMar>
+            <w:vAlign w:val="center"/>
+          </w:tcPr>
+          <w:p>
+            <w:pPr>
+              <w:pStyle w:val="Normal"/>
+              <w:jc w:val="right"/>
+              <w:pBdr>
+                <w:bottom w:val="none" w:sz="0" w:space="0" w:color="000000"/>
+                <w:top w:val="none" w:sz="0" w:space="0" w:color="000000"/>
+                <w:left w:val="none" w:sz="0" w:space="0" w:color="000000"/>
+                <w:right w:val="none" w:sz="0" w:space="0" w:color="000000"/>
+              </w:pBdr>
+              <w:spacing w:after="100" w:before="100" w:line="240"/>
+              <w:ind w:left="100" w:right="100" w:firstLine="0" w:firstLineChars="0"/>
+              <w:rPr>
+                <w:rFonts w:ascii="Arial" w:hAnsi="Arial" w:eastAsia="Arial" w:cs="Arial"/>
+                <w:i w:val="false"/>
+                <w:b w:val="false"/>
+                <w:u w:val="none"/>
+                <w:strike w:val="false"/>
+                <w:sz w:val="22"/>
+                <w:szCs w:val="22"/>
+                <w:color w:val="000000"/>
+              </w:rPr>
+            </w:pPr>
+            <w:r>
+              <w:rPr>
+                <w:rFonts w:ascii="Arial" w:hAnsi="Arial" w:eastAsia="Arial" w:cs="Arial"/>
+                <w:i w:val="false"/>
+                <w:b w:val="false"/>
+                <w:u w:val="none"/>
+                <w:strike w:val="false"/>
+                <w:sz w:val="22"/>
+                <w:szCs w:val="22"/>
+                <w:color w:val="000000"/>
+              </w:rPr>
+              <w:t xml:space="preserve">-0.0461</w:t>
+            </w:r>
+          </w:p>
+        </w:tc>
+        <w:tc>
+          <w:tcPr>
+            <w:tcBorders>
+              <w:bottom w:val="none" w:sz="0" w:space="0" w:color="000000"/>
+              <w:top w:val="none" w:sz="0" w:space="0" w:color="000000"/>
+              <w:left w:val="none" w:sz="0" w:space="0" w:color="000000"/>
+              <w:right w:val="none" w:sz="0" w:space="0" w:color="000000"/>
+            </w:tcBorders>
+            <w:shd w:val="clear" w:color="auto" w:fill="FFFFFF"/>
+            <w:tcMar>
+              <w:top w:w="0" w:type="dxa"/>
+              <w:bottom w:w="0" w:type="dxa"/>
+              <w:left w:w="0" w:type="dxa"/>
+              <w:right w:w="0" w:type="dxa"/>
+            </w:tcMar>
+            <w:vAlign w:val="center"/>
+          </w:tcPr>
+          <w:p>
+            <w:pPr>
+              <w:pStyle w:val="Normal"/>
+              <w:jc w:val="right"/>
+              <w:pBdr>
+                <w:bottom w:val="none" w:sz="0" w:space="0" w:color="000000"/>
+                <w:top w:val="none" w:sz="0" w:space="0" w:color="000000"/>
+                <w:left w:val="none" w:sz="0" w:space="0" w:color="000000"/>
+                <w:right w:val="none" w:sz="0" w:space="0" w:color="000000"/>
+              </w:pBdr>
+              <w:spacing w:after="100" w:before="100" w:line="240"/>
+              <w:ind w:left="100" w:right="100" w:firstLine="0" w:firstLineChars="0"/>
+              <w:rPr>
+                <w:rFonts w:ascii="Arial" w:hAnsi="Arial" w:eastAsia="Arial" w:cs="Arial"/>
+                <w:i w:val="false"/>
+                <w:b w:val="false"/>
+                <w:u w:val="none"/>
+                <w:strike w:val="false"/>
+                <w:sz w:val="22"/>
+                <w:szCs w:val="22"/>
+                <w:color w:val="000000"/>
+              </w:rPr>
+            </w:pPr>
+            <w:r>
+              <w:rPr>
+                <w:rFonts w:ascii="Arial" w:hAnsi="Arial" w:eastAsia="Arial" w:cs="Arial"/>
+                <w:i w:val="false"/>
+                <w:b w:val="false"/>
+                <w:u w:val="none"/>
+                <w:strike w:val="false"/>
+                <w:sz w:val="22"/>
+                <w:szCs w:val="22"/>
+                <w:color w:val="000000"/>
+              </w:rPr>
+              <w:t xml:space="preserve">0.0047</w:t>
             </w:r>
           </w:p>
         </w:tc>
@@ -7284,7 +7284,7 @@
                 <w:szCs w:val="22"/>
                 <w:color w:val="000000"/>
               </w:rPr>
-              <w:t xml:space="preserve">-0.0132</w:t>
+              <w:t xml:space="preserve">-0.0102</w:t>
             </w:r>
           </w:p>
         </w:tc>
@@ -7339,7 +7339,7 @@
                 <w:szCs w:val="22"/>
                 <w:color w:val="000000"/>
               </w:rPr>
-              <w:t xml:space="preserve">0.0169</w:t>
+              <w:t xml:space="preserve">0.0168</w:t>
             </w:r>
           </w:p>
         </w:tc>
@@ -7394,7 +7394,7 @@
                 <w:szCs w:val="22"/>
                 <w:color w:val="000000"/>
               </w:rPr>
-              <w:t xml:space="preserve">-0.0462</w:t>
+              <w:t xml:space="preserve">-0.0432</w:t>
             </w:r>
           </w:p>
         </w:tc>
@@ -7449,7 +7449,7 @@
                 <w:szCs w:val="22"/>
                 <w:color w:val="000000"/>
               </w:rPr>
-              <w:t xml:space="preserve">0.0199</w:t>
+              <w:t xml:space="preserve">0.0228</w:t>
             </w:r>
           </w:p>
         </w:tc>
